--- a/docs/developpement/phases/word/PHASE_17_VUE_TELEPHONE_EN_DIRECT.docx
+++ b/docs/developpement/phases/word/PHASE_17_VUE_TELEPHONE_EN_DIRECT.docx
@@ -20,7 +20,7 @@
       <w:r>
         <w:t xml:space="preserve">FlaiX Expert · dossier de développement · généré le 2026-10-04 depuis le dépôt </w:t>
       </w:r>
-      <w:hyperlink w:history="1" r:id="rIdjtlulcacnwco_bgluhlf6">
+      <w:hyperlink w:history="1" r:id="rIdhw5svxz8cujte5ipvp1i9">
         <w:r>
           <w:rPr>
             <w:rStyle w:val="Hyperlink"/>
@@ -590,7 +590,7 @@
           <w:numId w:val="2"/>
         </w:numPr>
       </w:pPr>
-      <w:hyperlink w:history="1" r:id="rIdsktnl4hvfszgb2bot8c8k">
+      <w:hyperlink w:history="1" r:id="rIdmlxo79lmrgsztcpdvznea">
         <w:r>
           <w:rPr>
             <w:rStyle w:val="Hyperlink"/>
@@ -638,7 +638,7 @@
       <w:r>
         <w:t xml:space="preserve"> — modifié — </w:t>
       </w:r>
-      <w:hyperlink w:history="1" r:id="rIddy79-ti04wwjko5alysgf">
+      <w:hyperlink w:history="1" r:id="rId3sfias9ayfvm31e9ctbab">
         <w:r>
           <w:rPr>
             <w:rStyle w:val="Hyperlink"/>
@@ -667,7 +667,7 @@
       <w:r>
         <w:t xml:space="preserve"> — modifié — </w:t>
       </w:r>
-      <w:hyperlink w:history="1" r:id="rId8s2er1gypksxphacysd2z">
+      <w:hyperlink w:history="1" r:id="rIdtbwy-ktzlrohquf-jppjk">
         <w:r>
           <w:rPr>
             <w:rStyle w:val="Hyperlink"/>
@@ -696,7 +696,7 @@
       <w:r>
         <w:t xml:space="preserve"> — modifié — </w:t>
       </w:r>
-      <w:hyperlink w:history="1" r:id="rIda11yobou5hjvfgmfk2xmf">
+      <w:hyperlink w:history="1" r:id="rIdkdoevldtx-o6dyhjjpxm9">
         <w:r>
           <w:rPr>
             <w:rStyle w:val="Hyperlink"/>
@@ -725,7 +725,7 @@
       <w:r>
         <w:t xml:space="preserve"> — créé — </w:t>
       </w:r>
-      <w:hyperlink w:history="1" r:id="rIdjw5fmv1emcyai5sxpy-vo">
+      <w:hyperlink w:history="1" r:id="rIdhgthwdtymh0g4quhxk2v6">
         <w:r>
           <w:rPr>
             <w:rStyle w:val="Hyperlink"/>
@@ -754,7 +754,7 @@
       <w:r>
         <w:t xml:space="preserve"> — modifié — </w:t>
       </w:r>
-      <w:hyperlink w:history="1" r:id="rId97zepjo7rlcrgzn8x1e7r">
+      <w:hyperlink w:history="1" r:id="rIdnxp8cgui9bw8odvbcilgp">
         <w:r>
           <w:rPr>
             <w:rStyle w:val="Hyperlink"/>
@@ -783,7 +783,7 @@
       <w:r>
         <w:t xml:space="preserve"> — modifié — </w:t>
       </w:r>
-      <w:hyperlink w:history="1" r:id="rIdt_epqhtbqsfbl4lneb_gw">
+      <w:hyperlink w:history="1" r:id="rIdllsqqeo6qs-ahdktrgu9h">
         <w:r>
           <w:rPr>
             <w:rStyle w:val="Hyperlink"/>
@@ -820,7 +820,7 @@
       <w:r>
         <w:t xml:space="preserve"> — modifié — </w:t>
       </w:r>
-      <w:hyperlink w:history="1" r:id="rIdj2tythsmgk-gyim6sudxg">
+      <w:hyperlink w:history="1" r:id="rId6jgp5rsmed912kqthrew6">
         <w:r>
           <w:rPr>
             <w:rStyle w:val="Hyperlink"/>
@@ -849,7 +849,7 @@
       <w:r>
         <w:t xml:space="preserve"> — modifié — </w:t>
       </w:r>
-      <w:hyperlink w:history="1" r:id="rIdvgfycyuxnn1tqz2sfytw7">
+      <w:hyperlink w:history="1" r:id="rIdmaa99dnrnerzqu39t9td5">
         <w:r>
           <w:rPr>
             <w:rStyle w:val="Hyperlink"/>

--- a/docs/developpement/phases/word/PHASE_17_VUE_TELEPHONE_EN_DIRECT.docx
+++ b/docs/developpement/phases/word/PHASE_17_VUE_TELEPHONE_EN_DIRECT.docx
@@ -20,7 +20,7 @@
       <w:r>
         <w:t xml:space="preserve">FlaiX Expert · dossier de développement · généré le 2026-10-04 depuis le dépôt </w:t>
       </w:r>
-      <w:hyperlink w:history="1" r:id="rIdhw5svxz8cujte5ipvp1i9">
+      <w:hyperlink w:history="1" r:id="rIdtrukeumds1a9sbw5b5ceg">
         <w:r>
           <w:rPr>
             <w:rStyle w:val="Hyperlink"/>
@@ -590,7 +590,7 @@
           <w:numId w:val="2"/>
         </w:numPr>
       </w:pPr>
-      <w:hyperlink w:history="1" r:id="rIdmlxo79lmrgsztcpdvznea">
+      <w:hyperlink w:history="1" r:id="rIdtawa4yi6xswpffi2jnume">
         <w:r>
           <w:rPr>
             <w:rStyle w:val="Hyperlink"/>
@@ -638,7 +638,7 @@
       <w:r>
         <w:t xml:space="preserve"> — modifié — </w:t>
       </w:r>
-      <w:hyperlink w:history="1" r:id="rId3sfias9ayfvm31e9ctbab">
+      <w:hyperlink w:history="1" r:id="rId4t4lz6lpu_zxrlv4ichgk">
         <w:r>
           <w:rPr>
             <w:rStyle w:val="Hyperlink"/>
@@ -667,7 +667,7 @@
       <w:r>
         <w:t xml:space="preserve"> — modifié — </w:t>
       </w:r>
-      <w:hyperlink w:history="1" r:id="rIdtbwy-ktzlrohquf-jppjk">
+      <w:hyperlink w:history="1" r:id="rId9az-dkyn3ium2rjz6mjrd">
         <w:r>
           <w:rPr>
             <w:rStyle w:val="Hyperlink"/>
@@ -696,7 +696,7 @@
       <w:r>
         <w:t xml:space="preserve"> — modifié — </w:t>
       </w:r>
-      <w:hyperlink w:history="1" r:id="rIdkdoevldtx-o6dyhjjpxm9">
+      <w:hyperlink w:history="1" r:id="rIdbgnrs1jz-fna38pkfygl3">
         <w:r>
           <w:rPr>
             <w:rStyle w:val="Hyperlink"/>
@@ -725,7 +725,7 @@
       <w:r>
         <w:t xml:space="preserve"> — créé — </w:t>
       </w:r>
-      <w:hyperlink w:history="1" r:id="rIdhgthwdtymh0g4quhxk2v6">
+      <w:hyperlink w:history="1" r:id="rId6tzwck_vejwdyzowzer0x">
         <w:r>
           <w:rPr>
             <w:rStyle w:val="Hyperlink"/>
@@ -754,7 +754,7 @@
       <w:r>
         <w:t xml:space="preserve"> — modifié — </w:t>
       </w:r>
-      <w:hyperlink w:history="1" r:id="rIdnxp8cgui9bw8odvbcilgp">
+      <w:hyperlink w:history="1" r:id="rIdil2ggxfnoik7iatzqlhbh">
         <w:r>
           <w:rPr>
             <w:rStyle w:val="Hyperlink"/>
@@ -783,7 +783,7 @@
       <w:r>
         <w:t xml:space="preserve"> — modifié — </w:t>
       </w:r>
-      <w:hyperlink w:history="1" r:id="rIdllsqqeo6qs-ahdktrgu9h">
+      <w:hyperlink w:history="1" r:id="rId8k0nj5fmau4quxpitflb7">
         <w:r>
           <w:rPr>
             <w:rStyle w:val="Hyperlink"/>
@@ -820,7 +820,7 @@
       <w:r>
         <w:t xml:space="preserve"> — modifié — </w:t>
       </w:r>
-      <w:hyperlink w:history="1" r:id="rId6jgp5rsmed912kqthrew6">
+      <w:hyperlink w:history="1" r:id="rIdqymmpeacui1iv5apfyfuh">
         <w:r>
           <w:rPr>
             <w:rStyle w:val="Hyperlink"/>
@@ -849,7 +849,7 @@
       <w:r>
         <w:t xml:space="preserve"> — modifié — </w:t>
       </w:r>
-      <w:hyperlink w:history="1" r:id="rIdmaa99dnrnerzqu39t9td5">
+      <w:hyperlink w:history="1" r:id="rIdezena3olztgukfzw3ugeo">
         <w:r>
           <w:rPr>
             <w:rStyle w:val="Hyperlink"/>

--- a/docs/developpement/phases/word/PHASE_17_VUE_TELEPHONE_EN_DIRECT.docx
+++ b/docs/developpement/phases/word/PHASE_17_VUE_TELEPHONE_EN_DIRECT.docx
@@ -20,7 +20,7 @@
       <w:r>
         <w:t xml:space="preserve">FlaiX Expert · dossier de développement · généré le 2026-10-04 depuis le dépôt </w:t>
       </w:r>
-      <w:hyperlink w:history="1" r:id="rIdtrukeumds1a9sbw5b5ceg">
+      <w:hyperlink w:history="1" r:id="rIdnstwhknffvu-keeqt7nks">
         <w:r>
           <w:rPr>
             <w:rStyle w:val="Hyperlink"/>
@@ -590,7 +590,7 @@
           <w:numId w:val="2"/>
         </w:numPr>
       </w:pPr>
-      <w:hyperlink w:history="1" r:id="rIdtawa4yi6xswpffi2jnume">
+      <w:hyperlink w:history="1" r:id="rIdwq4u4wl9nzg35yjbtlur2">
         <w:r>
           <w:rPr>
             <w:rStyle w:val="Hyperlink"/>
@@ -638,7 +638,7 @@
       <w:r>
         <w:t xml:space="preserve"> — modifié — </w:t>
       </w:r>
-      <w:hyperlink w:history="1" r:id="rId4t4lz6lpu_zxrlv4ichgk">
+      <w:hyperlink w:history="1" r:id="rIdpfundngluwz9a0sqxvy3n">
         <w:r>
           <w:rPr>
             <w:rStyle w:val="Hyperlink"/>
@@ -667,7 +667,7 @@
       <w:r>
         <w:t xml:space="preserve"> — modifié — </w:t>
       </w:r>
-      <w:hyperlink w:history="1" r:id="rId9az-dkyn3ium2rjz6mjrd">
+      <w:hyperlink w:history="1" r:id="rId4i4kaavpwzxiob3zr61gu">
         <w:r>
           <w:rPr>
             <w:rStyle w:val="Hyperlink"/>
@@ -696,7 +696,7 @@
       <w:r>
         <w:t xml:space="preserve"> — modifié — </w:t>
       </w:r>
-      <w:hyperlink w:history="1" r:id="rIdbgnrs1jz-fna38pkfygl3">
+      <w:hyperlink w:history="1" r:id="rIdlk6hywbxsuymhlwf01rxs">
         <w:r>
           <w:rPr>
             <w:rStyle w:val="Hyperlink"/>
@@ -725,7 +725,7 @@
       <w:r>
         <w:t xml:space="preserve"> — créé — </w:t>
       </w:r>
-      <w:hyperlink w:history="1" r:id="rId6tzwck_vejwdyzowzer0x">
+      <w:hyperlink w:history="1" r:id="rIdfeyvlviowybyu9swdg7on">
         <w:r>
           <w:rPr>
             <w:rStyle w:val="Hyperlink"/>
@@ -754,7 +754,7 @@
       <w:r>
         <w:t xml:space="preserve"> — modifié — </w:t>
       </w:r>
-      <w:hyperlink w:history="1" r:id="rIdil2ggxfnoik7iatzqlhbh">
+      <w:hyperlink w:history="1" r:id="rIddffokijny0pumtt8bxfnk">
         <w:r>
           <w:rPr>
             <w:rStyle w:val="Hyperlink"/>
@@ -783,7 +783,7 @@
       <w:r>
         <w:t xml:space="preserve"> — modifié — </w:t>
       </w:r>
-      <w:hyperlink w:history="1" r:id="rId8k0nj5fmau4quxpitflb7">
+      <w:hyperlink w:history="1" r:id="rIdskshk1-gm8kmodcryei-f">
         <w:r>
           <w:rPr>
             <w:rStyle w:val="Hyperlink"/>
@@ -820,7 +820,7 @@
       <w:r>
         <w:t xml:space="preserve"> — modifié — </w:t>
       </w:r>
-      <w:hyperlink w:history="1" r:id="rIdqymmpeacui1iv5apfyfuh">
+      <w:hyperlink w:history="1" r:id="rId2ycbhcman2h_eqth5ivzc">
         <w:r>
           <w:rPr>
             <w:rStyle w:val="Hyperlink"/>
@@ -849,7 +849,7 @@
       <w:r>
         <w:t xml:space="preserve"> — modifié — </w:t>
       </w:r>
-      <w:hyperlink w:history="1" r:id="rIdezena3olztgukfzw3ugeo">
+      <w:hyperlink w:history="1" r:id="rIdjuiaunued2h1mjxmlq_dj">
         <w:r>
           <w:rPr>
             <w:rStyle w:val="Hyperlink"/>

--- a/docs/developpement/phases/word/PHASE_17_VUE_TELEPHONE_EN_DIRECT.docx
+++ b/docs/developpement/phases/word/PHASE_17_VUE_TELEPHONE_EN_DIRECT.docx
@@ -20,7 +20,7 @@
       <w:r>
         <w:t xml:space="preserve">FlaiX Expert · dossier de développement · généré le 2026-10-04 depuis le dépôt </w:t>
       </w:r>
-      <w:hyperlink w:history="1" r:id="rIdnstwhknffvu-keeqt7nks">
+      <w:hyperlink w:history="1" r:id="rId4phm7zu-j8wz8g35e3211">
         <w:r>
           <w:rPr>
             <w:rStyle w:val="Hyperlink"/>
@@ -590,7 +590,7 @@
           <w:numId w:val="2"/>
         </w:numPr>
       </w:pPr>
-      <w:hyperlink w:history="1" r:id="rIdwq4u4wl9nzg35yjbtlur2">
+      <w:hyperlink w:history="1" r:id="rIdrre914i7p8cw5ztyh1g_l">
         <w:r>
           <w:rPr>
             <w:rStyle w:val="Hyperlink"/>
@@ -638,7 +638,7 @@
       <w:r>
         <w:t xml:space="preserve"> — modifié — </w:t>
       </w:r>
-      <w:hyperlink w:history="1" r:id="rIdpfundngluwz9a0sqxvy3n">
+      <w:hyperlink w:history="1" r:id="rIdl9awfbedjw6qa_klfvlt0">
         <w:r>
           <w:rPr>
             <w:rStyle w:val="Hyperlink"/>
@@ -667,7 +667,7 @@
       <w:r>
         <w:t xml:space="preserve"> — modifié — </w:t>
       </w:r>
-      <w:hyperlink w:history="1" r:id="rId4i4kaavpwzxiob3zr61gu">
+      <w:hyperlink w:history="1" r:id="rId0r00jborabbsmv4n76abd">
         <w:r>
           <w:rPr>
             <w:rStyle w:val="Hyperlink"/>
@@ -696,7 +696,7 @@
       <w:r>
         <w:t xml:space="preserve"> — modifié — </w:t>
       </w:r>
-      <w:hyperlink w:history="1" r:id="rIdlk6hywbxsuymhlwf01rxs">
+      <w:hyperlink w:history="1" r:id="rId8fhvaoeorv-y9dskyea0v">
         <w:r>
           <w:rPr>
             <w:rStyle w:val="Hyperlink"/>
@@ -725,7 +725,7 @@
       <w:r>
         <w:t xml:space="preserve"> — créé — </w:t>
       </w:r>
-      <w:hyperlink w:history="1" r:id="rIdfeyvlviowybyu9swdg7on">
+      <w:hyperlink w:history="1" r:id="rId_2venvm8hk5sqrgcbsee5">
         <w:r>
           <w:rPr>
             <w:rStyle w:val="Hyperlink"/>
@@ -754,7 +754,7 @@
       <w:r>
         <w:t xml:space="preserve"> — modifié — </w:t>
       </w:r>
-      <w:hyperlink w:history="1" r:id="rIddffokijny0pumtt8bxfnk">
+      <w:hyperlink w:history="1" r:id="rId3v5im7mspi7tvx24cl_ti">
         <w:r>
           <w:rPr>
             <w:rStyle w:val="Hyperlink"/>
@@ -783,7 +783,7 @@
       <w:r>
         <w:t xml:space="preserve"> — modifié — </w:t>
       </w:r>
-      <w:hyperlink w:history="1" r:id="rIdskshk1-gm8kmodcryei-f">
+      <w:hyperlink w:history="1" r:id="rIdk3a4vsgsu83oyjb0zqnix">
         <w:r>
           <w:rPr>
             <w:rStyle w:val="Hyperlink"/>
@@ -820,7 +820,7 @@
       <w:r>
         <w:t xml:space="preserve"> — modifié — </w:t>
       </w:r>
-      <w:hyperlink w:history="1" r:id="rId2ycbhcman2h_eqth5ivzc">
+      <w:hyperlink w:history="1" r:id="rIdfftnswjdpjiprk4lmszsc">
         <w:r>
           <w:rPr>
             <w:rStyle w:val="Hyperlink"/>
@@ -849,7 +849,7 @@
       <w:r>
         <w:t xml:space="preserve"> — modifié — </w:t>
       </w:r>
-      <w:hyperlink w:history="1" r:id="rIdjuiaunued2h1mjxmlq_dj">
+      <w:hyperlink w:history="1" r:id="rIdjkhf59u8afpdi8itei1u8">
         <w:r>
           <w:rPr>
             <w:rStyle w:val="Hyperlink"/>

--- a/docs/developpement/phases/word/PHASE_17_VUE_TELEPHONE_EN_DIRECT.docx
+++ b/docs/developpement/phases/word/PHASE_17_VUE_TELEPHONE_EN_DIRECT.docx
@@ -20,7 +20,7 @@
       <w:r>
         <w:t xml:space="preserve">FlaiX Expert · dossier de développement · généré le 2026-10-04 depuis le dépôt </w:t>
       </w:r>
-      <w:hyperlink w:history="1" r:id="rId4phm7zu-j8wz8g35e3211">
+      <w:hyperlink w:history="1" r:id="rIdvbso_bi92mxqtkcokivcl">
         <w:r>
           <w:rPr>
             <w:rStyle w:val="Hyperlink"/>
@@ -590,7 +590,7 @@
           <w:numId w:val="2"/>
         </w:numPr>
       </w:pPr>
-      <w:hyperlink w:history="1" r:id="rIdrre914i7p8cw5ztyh1g_l">
+      <w:hyperlink w:history="1" r:id="rIdahnsyf6vnbmuchmbehs_h">
         <w:r>
           <w:rPr>
             <w:rStyle w:val="Hyperlink"/>
@@ -638,7 +638,7 @@
       <w:r>
         <w:t xml:space="preserve"> — modifié — </w:t>
       </w:r>
-      <w:hyperlink w:history="1" r:id="rIdl9awfbedjw6qa_klfvlt0">
+      <w:hyperlink w:history="1" r:id="rIdxkelp0x0uz3weizkzarqi">
         <w:r>
           <w:rPr>
             <w:rStyle w:val="Hyperlink"/>
@@ -667,7 +667,7 @@
       <w:r>
         <w:t xml:space="preserve"> — modifié — </w:t>
       </w:r>
-      <w:hyperlink w:history="1" r:id="rId0r00jborabbsmv4n76abd">
+      <w:hyperlink w:history="1" r:id="rId57wdzf1prx4bmz3qxajjp">
         <w:r>
           <w:rPr>
             <w:rStyle w:val="Hyperlink"/>
@@ -696,7 +696,7 @@
       <w:r>
         <w:t xml:space="preserve"> — modifié — </w:t>
       </w:r>
-      <w:hyperlink w:history="1" r:id="rId8fhvaoeorv-y9dskyea0v">
+      <w:hyperlink w:history="1" r:id="rIdhvodt6_sh904khncak_8q">
         <w:r>
           <w:rPr>
             <w:rStyle w:val="Hyperlink"/>
@@ -725,7 +725,7 @@
       <w:r>
         <w:t xml:space="preserve"> — créé — </w:t>
       </w:r>
-      <w:hyperlink w:history="1" r:id="rId_2venvm8hk5sqrgcbsee5">
+      <w:hyperlink w:history="1" r:id="rIdx8x7nm_r-43xsukkx1cug">
         <w:r>
           <w:rPr>
             <w:rStyle w:val="Hyperlink"/>
@@ -754,7 +754,7 @@
       <w:r>
         <w:t xml:space="preserve"> — modifié — </w:t>
       </w:r>
-      <w:hyperlink w:history="1" r:id="rId3v5im7mspi7tvx24cl_ti">
+      <w:hyperlink w:history="1" r:id="rIdjdekltkktndubglqkzf6v">
         <w:r>
           <w:rPr>
             <w:rStyle w:val="Hyperlink"/>
@@ -783,7 +783,7 @@
       <w:r>
         <w:t xml:space="preserve"> — modifié — </w:t>
       </w:r>
-      <w:hyperlink w:history="1" r:id="rIdk3a4vsgsu83oyjb0zqnix">
+      <w:hyperlink w:history="1" r:id="rIdy2p-rv7j4tqdpunyq1r5o">
         <w:r>
           <w:rPr>
             <w:rStyle w:val="Hyperlink"/>
@@ -820,7 +820,7 @@
       <w:r>
         <w:t xml:space="preserve"> — modifié — </w:t>
       </w:r>
-      <w:hyperlink w:history="1" r:id="rIdfftnswjdpjiprk4lmszsc">
+      <w:hyperlink w:history="1" r:id="rIdoaev8q7lskm4fnadxfz3a">
         <w:r>
           <w:rPr>
             <w:rStyle w:val="Hyperlink"/>
@@ -849,7 +849,7 @@
       <w:r>
         <w:t xml:space="preserve"> — modifié — </w:t>
       </w:r>
-      <w:hyperlink w:history="1" r:id="rIdjkhf59u8afpdi8itei1u8">
+      <w:hyperlink w:history="1" r:id="rId6reyyvqmddzc1s0khyy4n">
         <w:r>
           <w:rPr>
             <w:rStyle w:val="Hyperlink"/>

--- a/docs/developpement/phases/word/PHASE_17_VUE_TELEPHONE_EN_DIRECT.docx
+++ b/docs/developpement/phases/word/PHASE_17_VUE_TELEPHONE_EN_DIRECT.docx
@@ -20,7 +20,7 @@
       <w:r>
         <w:t xml:space="preserve">FlaiX Expert · dossier de développement · généré le 2026-10-04 depuis le dépôt </w:t>
       </w:r>
-      <w:hyperlink w:history="1" r:id="rIdvbso_bi92mxqtkcokivcl">
+      <w:hyperlink w:history="1" r:id="rIds5ghgtm7ujvczujynghzo">
         <w:r>
           <w:rPr>
             <w:rStyle w:val="Hyperlink"/>
@@ -590,7 +590,7 @@
           <w:numId w:val="2"/>
         </w:numPr>
       </w:pPr>
-      <w:hyperlink w:history="1" r:id="rIdahnsyf6vnbmuchmbehs_h">
+      <w:hyperlink w:history="1" r:id="rIdaqnsxhxniekf-wifsgole">
         <w:r>
           <w:rPr>
             <w:rStyle w:val="Hyperlink"/>
@@ -638,7 +638,7 @@
       <w:r>
         <w:t xml:space="preserve"> — modifié — </w:t>
       </w:r>
-      <w:hyperlink w:history="1" r:id="rIdxkelp0x0uz3weizkzarqi">
+      <w:hyperlink w:history="1" r:id="rId0xop6b9gvjh03znxuveym">
         <w:r>
           <w:rPr>
             <w:rStyle w:val="Hyperlink"/>
@@ -667,7 +667,7 @@
       <w:r>
         <w:t xml:space="preserve"> — modifié — </w:t>
       </w:r>
-      <w:hyperlink w:history="1" r:id="rId57wdzf1prx4bmz3qxajjp">
+      <w:hyperlink w:history="1" r:id="rIdudybuzqc_fw7u9gmfy50q">
         <w:r>
           <w:rPr>
             <w:rStyle w:val="Hyperlink"/>
@@ -696,7 +696,7 @@
       <w:r>
         <w:t xml:space="preserve"> — modifié — </w:t>
       </w:r>
-      <w:hyperlink w:history="1" r:id="rIdhvodt6_sh904khncak_8q">
+      <w:hyperlink w:history="1" r:id="rIdugw7ojxljyuon7tly5uu6">
         <w:r>
           <w:rPr>
             <w:rStyle w:val="Hyperlink"/>
@@ -725,7 +725,7 @@
       <w:r>
         <w:t xml:space="preserve"> — créé — </w:t>
       </w:r>
-      <w:hyperlink w:history="1" r:id="rIdx8x7nm_r-43xsukkx1cug">
+      <w:hyperlink w:history="1" r:id="rIdmy4jjhylmuoiddt9u8w8j">
         <w:r>
           <w:rPr>
             <w:rStyle w:val="Hyperlink"/>
@@ -754,7 +754,7 @@
       <w:r>
         <w:t xml:space="preserve"> — modifié — </w:t>
       </w:r>
-      <w:hyperlink w:history="1" r:id="rIdjdekltkktndubglqkzf6v">
+      <w:hyperlink w:history="1" r:id="rIdb0wxoa---t4kn0z_m421k">
         <w:r>
           <w:rPr>
             <w:rStyle w:val="Hyperlink"/>
@@ -783,7 +783,7 @@
       <w:r>
         <w:t xml:space="preserve"> — modifié — </w:t>
       </w:r>
-      <w:hyperlink w:history="1" r:id="rIdy2p-rv7j4tqdpunyq1r5o">
+      <w:hyperlink w:history="1" r:id="rIdpnmqsqgyuafis-ccydvo6">
         <w:r>
           <w:rPr>
             <w:rStyle w:val="Hyperlink"/>
@@ -820,7 +820,7 @@
       <w:r>
         <w:t xml:space="preserve"> — modifié — </w:t>
       </w:r>
-      <w:hyperlink w:history="1" r:id="rIdoaev8q7lskm4fnadxfz3a">
+      <w:hyperlink w:history="1" r:id="rIdocsqa7sy-rjfumvnu62t4">
         <w:r>
           <w:rPr>
             <w:rStyle w:val="Hyperlink"/>
@@ -849,7 +849,7 @@
       <w:r>
         <w:t xml:space="preserve"> — modifié — </w:t>
       </w:r>
-      <w:hyperlink w:history="1" r:id="rId6reyyvqmddzc1s0khyy4n">
+      <w:hyperlink w:history="1" r:id="rIdfye1gga82nxxnlkpblmob">
         <w:r>
           <w:rPr>
             <w:rStyle w:val="Hyperlink"/>

--- a/docs/developpement/phases/word/PHASE_17_VUE_TELEPHONE_EN_DIRECT.docx
+++ b/docs/developpement/phases/word/PHASE_17_VUE_TELEPHONE_EN_DIRECT.docx
@@ -20,7 +20,7 @@
       <w:r>
         <w:t xml:space="preserve">FlaiX Expert · dossier de développement · généré le 2026-10-04 depuis le dépôt </w:t>
       </w:r>
-      <w:hyperlink w:history="1" r:id="rIds5ghgtm7ujvczujynghzo">
+      <w:hyperlink w:history="1" r:id="rIdm9ona4zmktdaubazkwv9d">
         <w:r>
           <w:rPr>
             <w:rStyle w:val="Hyperlink"/>
@@ -590,7 +590,7 @@
           <w:numId w:val="2"/>
         </w:numPr>
       </w:pPr>
-      <w:hyperlink w:history="1" r:id="rIdaqnsxhxniekf-wifsgole">
+      <w:hyperlink w:history="1" r:id="rId8ld7opgsjreymqlduudod">
         <w:r>
           <w:rPr>
             <w:rStyle w:val="Hyperlink"/>
@@ -638,7 +638,7 @@
       <w:r>
         <w:t xml:space="preserve"> — modifié — </w:t>
       </w:r>
-      <w:hyperlink w:history="1" r:id="rId0xop6b9gvjh03znxuveym">
+      <w:hyperlink w:history="1" r:id="rIdpl4mi2ss48u49hbkjkhbc">
         <w:r>
           <w:rPr>
             <w:rStyle w:val="Hyperlink"/>
@@ -667,7 +667,7 @@
       <w:r>
         <w:t xml:space="preserve"> — modifié — </w:t>
       </w:r>
-      <w:hyperlink w:history="1" r:id="rIdudybuzqc_fw7u9gmfy50q">
+      <w:hyperlink w:history="1" r:id="rId9xbrkkfrr7i4b-7qbd5mm">
         <w:r>
           <w:rPr>
             <w:rStyle w:val="Hyperlink"/>
@@ -696,7 +696,7 @@
       <w:r>
         <w:t xml:space="preserve"> — modifié — </w:t>
       </w:r>
-      <w:hyperlink w:history="1" r:id="rIdugw7ojxljyuon7tly5uu6">
+      <w:hyperlink w:history="1" r:id="rIdt4i8ywd2xieuqcitnsgt3">
         <w:r>
           <w:rPr>
             <w:rStyle w:val="Hyperlink"/>
@@ -725,7 +725,7 @@
       <w:r>
         <w:t xml:space="preserve"> — créé — </w:t>
       </w:r>
-      <w:hyperlink w:history="1" r:id="rIdmy4jjhylmuoiddt9u8w8j">
+      <w:hyperlink w:history="1" r:id="rId0q0nqg6a4v0gwlgdwvgq5">
         <w:r>
           <w:rPr>
             <w:rStyle w:val="Hyperlink"/>
@@ -754,7 +754,7 @@
       <w:r>
         <w:t xml:space="preserve"> — modifié — </w:t>
       </w:r>
-      <w:hyperlink w:history="1" r:id="rIdb0wxoa---t4kn0z_m421k">
+      <w:hyperlink w:history="1" r:id="rId_s6ot9lwbty3ekyovjneg">
         <w:r>
           <w:rPr>
             <w:rStyle w:val="Hyperlink"/>
@@ -783,7 +783,7 @@
       <w:r>
         <w:t xml:space="preserve"> — modifié — </w:t>
       </w:r>
-      <w:hyperlink w:history="1" r:id="rIdpnmqsqgyuafis-ccydvo6">
+      <w:hyperlink w:history="1" r:id="rIdgfta8uxoyih_tqps_-taa">
         <w:r>
           <w:rPr>
             <w:rStyle w:val="Hyperlink"/>
@@ -820,7 +820,7 @@
       <w:r>
         <w:t xml:space="preserve"> — modifié — </w:t>
       </w:r>
-      <w:hyperlink w:history="1" r:id="rIdocsqa7sy-rjfumvnu62t4">
+      <w:hyperlink w:history="1" r:id="rIdwljm7dbcjnd9zfbtktsyd">
         <w:r>
           <w:rPr>
             <w:rStyle w:val="Hyperlink"/>
@@ -849,7 +849,7 @@
       <w:r>
         <w:t xml:space="preserve"> — modifié — </w:t>
       </w:r>
-      <w:hyperlink w:history="1" r:id="rIdfye1gga82nxxnlkpblmob">
+      <w:hyperlink w:history="1" r:id="rIdboc85pcktav8nrozmc7mj">
         <w:r>
           <w:rPr>
             <w:rStyle w:val="Hyperlink"/>

--- a/docs/developpement/phases/word/PHASE_17_VUE_TELEPHONE_EN_DIRECT.docx
+++ b/docs/developpement/phases/word/PHASE_17_VUE_TELEPHONE_EN_DIRECT.docx
@@ -20,7 +20,7 @@
       <w:r>
         <w:t xml:space="preserve">FlaiX Expert · dossier de développement · généré le 2026-10-04 depuis le dépôt </w:t>
       </w:r>
-      <w:hyperlink w:history="1" r:id="rIdm9ona4zmktdaubazkwv9d">
+      <w:hyperlink w:history="1" r:id="rId0xluepkifgy1m35-aoz3s">
         <w:r>
           <w:rPr>
             <w:rStyle w:val="Hyperlink"/>
@@ -590,7 +590,7 @@
           <w:numId w:val="2"/>
         </w:numPr>
       </w:pPr>
-      <w:hyperlink w:history="1" r:id="rId8ld7opgsjreymqlduudod">
+      <w:hyperlink w:history="1" r:id="rIdxqgisi6oncekbx5zvoczd">
         <w:r>
           <w:rPr>
             <w:rStyle w:val="Hyperlink"/>
@@ -638,7 +638,7 @@
       <w:r>
         <w:t xml:space="preserve"> — modifié — </w:t>
       </w:r>
-      <w:hyperlink w:history="1" r:id="rIdpl4mi2ss48u49hbkjkhbc">
+      <w:hyperlink w:history="1" r:id="rIdyd4a9c1twem5r4xopzdnr">
         <w:r>
           <w:rPr>
             <w:rStyle w:val="Hyperlink"/>
@@ -667,7 +667,7 @@
       <w:r>
         <w:t xml:space="preserve"> — modifié — </w:t>
       </w:r>
-      <w:hyperlink w:history="1" r:id="rId9xbrkkfrr7i4b-7qbd5mm">
+      <w:hyperlink w:history="1" r:id="rIdnehsajgq-qqkzty0l9svu">
         <w:r>
           <w:rPr>
             <w:rStyle w:val="Hyperlink"/>
@@ -696,7 +696,7 @@
       <w:r>
         <w:t xml:space="preserve"> — modifié — </w:t>
       </w:r>
-      <w:hyperlink w:history="1" r:id="rIdt4i8ywd2xieuqcitnsgt3">
+      <w:hyperlink w:history="1" r:id="rIdrgkfpompilqhlqlz4irka">
         <w:r>
           <w:rPr>
             <w:rStyle w:val="Hyperlink"/>
@@ -725,7 +725,7 @@
       <w:r>
         <w:t xml:space="preserve"> — créé — </w:t>
       </w:r>
-      <w:hyperlink w:history="1" r:id="rId0q0nqg6a4v0gwlgdwvgq5">
+      <w:hyperlink w:history="1" r:id="rIdeenmpshx_-xu60fq12arw">
         <w:r>
           <w:rPr>
             <w:rStyle w:val="Hyperlink"/>
@@ -754,7 +754,7 @@
       <w:r>
         <w:t xml:space="preserve"> — modifié — </w:t>
       </w:r>
-      <w:hyperlink w:history="1" r:id="rId_s6ot9lwbty3ekyovjneg">
+      <w:hyperlink w:history="1" r:id="rIdmdzqshvicrcdzc3v5blpt">
         <w:r>
           <w:rPr>
             <w:rStyle w:val="Hyperlink"/>
@@ -783,7 +783,7 @@
       <w:r>
         <w:t xml:space="preserve"> — modifié — </w:t>
       </w:r>
-      <w:hyperlink w:history="1" r:id="rIdgfta8uxoyih_tqps_-taa">
+      <w:hyperlink w:history="1" r:id="rId00xs5n7vqpy5wgznobuzn">
         <w:r>
           <w:rPr>
             <w:rStyle w:val="Hyperlink"/>
@@ -820,7 +820,7 @@
       <w:r>
         <w:t xml:space="preserve"> — modifié — </w:t>
       </w:r>
-      <w:hyperlink w:history="1" r:id="rIdwljm7dbcjnd9zfbtktsyd">
+      <w:hyperlink w:history="1" r:id="rIdx6qgr7ids8qk1k7d56x23">
         <w:r>
           <w:rPr>
             <w:rStyle w:val="Hyperlink"/>
@@ -849,7 +849,7 @@
       <w:r>
         <w:t xml:space="preserve"> — modifié — </w:t>
       </w:r>
-      <w:hyperlink w:history="1" r:id="rIdboc85pcktav8nrozmc7mj">
+      <w:hyperlink w:history="1" r:id="rIdwbqvn0abvut3horcrp4ld">
         <w:r>
           <w:rPr>
             <w:rStyle w:val="Hyperlink"/>

--- a/docs/developpement/phases/word/PHASE_17_VUE_TELEPHONE_EN_DIRECT.docx
+++ b/docs/developpement/phases/word/PHASE_17_VUE_TELEPHONE_EN_DIRECT.docx
@@ -20,7 +20,7 @@
       <w:r>
         <w:t xml:space="preserve">FlaiX Expert · dossier de développement · généré le 2026-10-04 depuis le dépôt </w:t>
       </w:r>
-      <w:hyperlink w:history="1" r:id="rId0xluepkifgy1m35-aoz3s">
+      <w:hyperlink w:history="1" r:id="rIdp8mah2v6iccvmwrwffdmc">
         <w:r>
           <w:rPr>
             <w:rStyle w:val="Hyperlink"/>
@@ -590,7 +590,7 @@
           <w:numId w:val="2"/>
         </w:numPr>
       </w:pPr>
-      <w:hyperlink w:history="1" r:id="rIdxqgisi6oncekbx5zvoczd">
+      <w:hyperlink w:history="1" r:id="rIdjuj9xi4fvxsszpytz9gys">
         <w:r>
           <w:rPr>
             <w:rStyle w:val="Hyperlink"/>
@@ -638,7 +638,7 @@
       <w:r>
         <w:t xml:space="preserve"> — modifié — </w:t>
       </w:r>
-      <w:hyperlink w:history="1" r:id="rIdyd4a9c1twem5r4xopzdnr">
+      <w:hyperlink w:history="1" r:id="rIddnit5ayw8xeu2ixc7cwjx">
         <w:r>
           <w:rPr>
             <w:rStyle w:val="Hyperlink"/>
@@ -667,7 +667,7 @@
       <w:r>
         <w:t xml:space="preserve"> — modifié — </w:t>
       </w:r>
-      <w:hyperlink w:history="1" r:id="rIdnehsajgq-qqkzty0l9svu">
+      <w:hyperlink w:history="1" r:id="rIds8f5gq1esmvbgdutumypf">
         <w:r>
           <w:rPr>
             <w:rStyle w:val="Hyperlink"/>
@@ -696,7 +696,7 @@
       <w:r>
         <w:t xml:space="preserve"> — modifié — </w:t>
       </w:r>
-      <w:hyperlink w:history="1" r:id="rIdrgkfpompilqhlqlz4irka">
+      <w:hyperlink w:history="1" r:id="rIdptrtdbgy8_dngkwwspuce">
         <w:r>
           <w:rPr>
             <w:rStyle w:val="Hyperlink"/>
@@ -725,7 +725,7 @@
       <w:r>
         <w:t xml:space="preserve"> — créé — </w:t>
       </w:r>
-      <w:hyperlink w:history="1" r:id="rIdeenmpshx_-xu60fq12arw">
+      <w:hyperlink w:history="1" r:id="rIdsvskls8g_twzfookijjcq">
         <w:r>
           <w:rPr>
             <w:rStyle w:val="Hyperlink"/>
@@ -754,7 +754,7 @@
       <w:r>
         <w:t xml:space="preserve"> — modifié — </w:t>
       </w:r>
-      <w:hyperlink w:history="1" r:id="rIdmdzqshvicrcdzc3v5blpt">
+      <w:hyperlink w:history="1" r:id="rId-qvlyvogmpj2_rde8x_at">
         <w:r>
           <w:rPr>
             <w:rStyle w:val="Hyperlink"/>
@@ -783,7 +783,7 @@
       <w:r>
         <w:t xml:space="preserve"> — modifié — </w:t>
       </w:r>
-      <w:hyperlink w:history="1" r:id="rId00xs5n7vqpy5wgznobuzn">
+      <w:hyperlink w:history="1" r:id="rIdw3pop947iqoa2wqeq7a1q">
         <w:r>
           <w:rPr>
             <w:rStyle w:val="Hyperlink"/>
@@ -820,7 +820,7 @@
       <w:r>
         <w:t xml:space="preserve"> — modifié — </w:t>
       </w:r>
-      <w:hyperlink w:history="1" r:id="rIdx6qgr7ids8qk1k7d56x23">
+      <w:hyperlink w:history="1" r:id="rId53ybhrbueztiq63lvqaal">
         <w:r>
           <w:rPr>
             <w:rStyle w:val="Hyperlink"/>
@@ -849,7 +849,7 @@
       <w:r>
         <w:t xml:space="preserve"> — modifié — </w:t>
       </w:r>
-      <w:hyperlink w:history="1" r:id="rIdwbqvn0abvut3horcrp4ld">
+      <w:hyperlink w:history="1" r:id="rIdp05fe6s5cjwyq7hcihqmc">
         <w:r>
           <w:rPr>
             <w:rStyle w:val="Hyperlink"/>

--- a/docs/developpement/phases/word/PHASE_17_VUE_TELEPHONE_EN_DIRECT.docx
+++ b/docs/developpement/phases/word/PHASE_17_VUE_TELEPHONE_EN_DIRECT.docx
@@ -20,7 +20,7 @@
       <w:r>
         <w:t xml:space="preserve">FlaiX Expert · dossier de développement · généré le 2026-10-04 depuis le dépôt </w:t>
       </w:r>
-      <w:hyperlink w:history="1" r:id="rIdp8mah2v6iccvmwrwffdmc">
+      <w:hyperlink w:history="1" r:id="rIdbdyxyszaafodmqbxx2-ph">
         <w:r>
           <w:rPr>
             <w:rStyle w:val="Hyperlink"/>
@@ -590,7 +590,7 @@
           <w:numId w:val="2"/>
         </w:numPr>
       </w:pPr>
-      <w:hyperlink w:history="1" r:id="rIdjuj9xi4fvxsszpytz9gys">
+      <w:hyperlink w:history="1" r:id="rId6jhmmxuyjbpyq5lmzy8lu">
         <w:r>
           <w:rPr>
             <w:rStyle w:val="Hyperlink"/>
@@ -638,7 +638,7 @@
       <w:r>
         <w:t xml:space="preserve"> — modifié — </w:t>
       </w:r>
-      <w:hyperlink w:history="1" r:id="rIddnit5ayw8xeu2ixc7cwjx">
+      <w:hyperlink w:history="1" r:id="rIdhp_vxo9ija-gj76ikxp21">
         <w:r>
           <w:rPr>
             <w:rStyle w:val="Hyperlink"/>
@@ -667,7 +667,7 @@
       <w:r>
         <w:t xml:space="preserve"> — modifié — </w:t>
       </w:r>
-      <w:hyperlink w:history="1" r:id="rIds8f5gq1esmvbgdutumypf">
+      <w:hyperlink w:history="1" r:id="rIdz_drfqpioclbozdgzs-20">
         <w:r>
           <w:rPr>
             <w:rStyle w:val="Hyperlink"/>
@@ -696,7 +696,7 @@
       <w:r>
         <w:t xml:space="preserve"> — modifié — </w:t>
       </w:r>
-      <w:hyperlink w:history="1" r:id="rIdptrtdbgy8_dngkwwspuce">
+      <w:hyperlink w:history="1" r:id="rIdugwkpxzfwdrd40rc8iotj">
         <w:r>
           <w:rPr>
             <w:rStyle w:val="Hyperlink"/>
@@ -725,7 +725,7 @@
       <w:r>
         <w:t xml:space="preserve"> — créé — </w:t>
       </w:r>
-      <w:hyperlink w:history="1" r:id="rIdsvskls8g_twzfookijjcq">
+      <w:hyperlink w:history="1" r:id="rIdnska5f7beeukcbnqrvxly">
         <w:r>
           <w:rPr>
             <w:rStyle w:val="Hyperlink"/>
@@ -754,7 +754,7 @@
       <w:r>
         <w:t xml:space="preserve"> — modifié — </w:t>
       </w:r>
-      <w:hyperlink w:history="1" r:id="rId-qvlyvogmpj2_rde8x_at">
+      <w:hyperlink w:history="1" r:id="rIdjnggt6f1h_xvwlxnxigok">
         <w:r>
           <w:rPr>
             <w:rStyle w:val="Hyperlink"/>
@@ -783,7 +783,7 @@
       <w:r>
         <w:t xml:space="preserve"> — modifié — </w:t>
       </w:r>
-      <w:hyperlink w:history="1" r:id="rIdw3pop947iqoa2wqeq7a1q">
+      <w:hyperlink w:history="1" r:id="rId0xmtqksmu9s7na-yq8bd4">
         <w:r>
           <w:rPr>
             <w:rStyle w:val="Hyperlink"/>
@@ -820,7 +820,7 @@
       <w:r>
         <w:t xml:space="preserve"> — modifié — </w:t>
       </w:r>
-      <w:hyperlink w:history="1" r:id="rId53ybhrbueztiq63lvqaal">
+      <w:hyperlink w:history="1" r:id="rId8w08xgsxyqi1srwjlq_x1">
         <w:r>
           <w:rPr>
             <w:rStyle w:val="Hyperlink"/>
@@ -849,7 +849,7 @@
       <w:r>
         <w:t xml:space="preserve"> — modifié — </w:t>
       </w:r>
-      <w:hyperlink w:history="1" r:id="rIdp05fe6s5cjwyq7hcihqmc">
+      <w:hyperlink w:history="1" r:id="rIdxtxm37c5bdx5sibecnufs">
         <w:r>
           <w:rPr>
             <w:rStyle w:val="Hyperlink"/>

--- a/docs/developpement/phases/word/PHASE_17_VUE_TELEPHONE_EN_DIRECT.docx
+++ b/docs/developpement/phases/word/PHASE_17_VUE_TELEPHONE_EN_DIRECT.docx
@@ -18,9 +18,9 @@
         <w:shd w:fill="F6F3FF" w:color="auto" w:val="clear"/>
       </w:pPr>
       <w:r>
-        <w:t xml:space="preserve">FlaiX Expert · dossier de développement · généré le 2026-10-04 depuis le dépôt </w:t>
-      </w:r>
-      <w:hyperlink w:history="1" r:id="rIdbdyxyszaafodmqbxx2-ph">
+        <w:t xml:space="preserve">FlaiX Expert · dossier de développement · généré le 2026-10-19 depuis le dépôt </w:t>
+      </w:r>
+      <w:hyperlink w:history="1" r:id="rIdzov6r_qfwtzay2cdy6mar">
         <w:r>
           <w:rPr>
             <w:rStyle w:val="Hyperlink"/>
@@ -590,7 +590,7 @@
           <w:numId w:val="2"/>
         </w:numPr>
       </w:pPr>
-      <w:hyperlink w:history="1" r:id="rId6jhmmxuyjbpyq5lmzy8lu">
+      <w:hyperlink w:history="1" r:id="rId18gqs-n8x6p2hd1tbloif">
         <w:r>
           <w:rPr>
             <w:rStyle w:val="Hyperlink"/>
@@ -638,7 +638,7 @@
       <w:r>
         <w:t xml:space="preserve"> — modifié — </w:t>
       </w:r>
-      <w:hyperlink w:history="1" r:id="rIdhp_vxo9ija-gj76ikxp21">
+      <w:hyperlink w:history="1" r:id="rIdfqwqgvlhkhnjvmmv1lec9">
         <w:r>
           <w:rPr>
             <w:rStyle w:val="Hyperlink"/>
@@ -667,7 +667,7 @@
       <w:r>
         <w:t xml:space="preserve"> — modifié — </w:t>
       </w:r>
-      <w:hyperlink w:history="1" r:id="rIdz_drfqpioclbozdgzs-20">
+      <w:hyperlink w:history="1" r:id="rId1hcx90nultbixjvnc05r2">
         <w:r>
           <w:rPr>
             <w:rStyle w:val="Hyperlink"/>
@@ -696,7 +696,7 @@
       <w:r>
         <w:t xml:space="preserve"> — modifié — </w:t>
       </w:r>
-      <w:hyperlink w:history="1" r:id="rIdugwkpxzfwdrd40rc8iotj">
+      <w:hyperlink w:history="1" r:id="rIdg_oyp2pgukk22dr4suyzd">
         <w:r>
           <w:rPr>
             <w:rStyle w:val="Hyperlink"/>
@@ -725,7 +725,7 @@
       <w:r>
         <w:t xml:space="preserve"> — créé — </w:t>
       </w:r>
-      <w:hyperlink w:history="1" r:id="rIdnska5f7beeukcbnqrvxly">
+      <w:hyperlink w:history="1" r:id="rIdu_ezkmqazcszz1fyip6eh">
         <w:r>
           <w:rPr>
             <w:rStyle w:val="Hyperlink"/>
@@ -754,7 +754,7 @@
       <w:r>
         <w:t xml:space="preserve"> — modifié — </w:t>
       </w:r>
-      <w:hyperlink w:history="1" r:id="rIdjnggt6f1h_xvwlxnxigok">
+      <w:hyperlink w:history="1" r:id="rId-ibkzbqiirbx43-a5ky0m">
         <w:r>
           <w:rPr>
             <w:rStyle w:val="Hyperlink"/>
@@ -783,7 +783,7 @@
       <w:r>
         <w:t xml:space="preserve"> — modifié — </w:t>
       </w:r>
-      <w:hyperlink w:history="1" r:id="rId0xmtqksmu9s7na-yq8bd4">
+      <w:hyperlink w:history="1" r:id="rIdbrxt3itq6mqcqrrfk1blb">
         <w:r>
           <w:rPr>
             <w:rStyle w:val="Hyperlink"/>
@@ -820,7 +820,7 @@
       <w:r>
         <w:t xml:space="preserve"> — modifié — </w:t>
       </w:r>
-      <w:hyperlink w:history="1" r:id="rId8w08xgsxyqi1srwjlq_x1">
+      <w:hyperlink w:history="1" r:id="rId80gbm9eya0reeeiawbbgw">
         <w:r>
           <w:rPr>
             <w:rStyle w:val="Hyperlink"/>
@@ -849,7 +849,7 @@
       <w:r>
         <w:t xml:space="preserve"> — modifié — </w:t>
       </w:r>
-      <w:hyperlink w:history="1" r:id="rIdxtxm37c5bdx5sibecnufs">
+      <w:hyperlink w:history="1" r:id="rIduk0h2nectfuesisnx76h1">
         <w:r>
           <w:rPr>
             <w:rStyle w:val="Hyperlink"/>

--- a/docs/developpement/phases/word/PHASE_17_VUE_TELEPHONE_EN_DIRECT.docx
+++ b/docs/developpement/phases/word/PHASE_17_VUE_TELEPHONE_EN_DIRECT.docx
@@ -20,7 +20,7 @@
       <w:r>
         <w:t xml:space="preserve">FlaiX Expert · dossier de développement · généré le 2026-10-19 depuis le dépôt </w:t>
       </w:r>
-      <w:hyperlink w:history="1" r:id="rIdzov6r_qfwtzay2cdy6mar">
+      <w:hyperlink w:history="1" r:id="rIdwvhprbck2ecnchwnukxb2">
         <w:r>
           <w:rPr>
             <w:rStyle w:val="Hyperlink"/>
@@ -590,7 +590,7 @@
           <w:numId w:val="2"/>
         </w:numPr>
       </w:pPr>
-      <w:hyperlink w:history="1" r:id="rId18gqs-n8x6p2hd1tbloif">
+      <w:hyperlink w:history="1" r:id="rIdgynfg3pkgdsdaa2s8oo4e">
         <w:r>
           <w:rPr>
             <w:rStyle w:val="Hyperlink"/>
@@ -638,7 +638,7 @@
       <w:r>
         <w:t xml:space="preserve"> — modifié — </w:t>
       </w:r>
-      <w:hyperlink w:history="1" r:id="rIdfqwqgvlhkhnjvmmv1lec9">
+      <w:hyperlink w:history="1" r:id="rIddzwucpo8vhrefg2gd7fhl">
         <w:r>
           <w:rPr>
             <w:rStyle w:val="Hyperlink"/>
@@ -667,7 +667,7 @@
       <w:r>
         <w:t xml:space="preserve"> — modifié — </w:t>
       </w:r>
-      <w:hyperlink w:history="1" r:id="rId1hcx90nultbixjvnc05r2">
+      <w:hyperlink w:history="1" r:id="rIdtlxozvhzmlpxnqvcveljf">
         <w:r>
           <w:rPr>
             <w:rStyle w:val="Hyperlink"/>
@@ -696,7 +696,7 @@
       <w:r>
         <w:t xml:space="preserve"> — modifié — </w:t>
       </w:r>
-      <w:hyperlink w:history="1" r:id="rIdg_oyp2pgukk22dr4suyzd">
+      <w:hyperlink w:history="1" r:id="rId6-o8vmuwybccv6992hsqr">
         <w:r>
           <w:rPr>
             <w:rStyle w:val="Hyperlink"/>
@@ -725,7 +725,7 @@
       <w:r>
         <w:t xml:space="preserve"> — créé — </w:t>
       </w:r>
-      <w:hyperlink w:history="1" r:id="rIdu_ezkmqazcszz1fyip6eh">
+      <w:hyperlink w:history="1" r:id="rIdml32uwvqpfynxzfl-gxza">
         <w:r>
           <w:rPr>
             <w:rStyle w:val="Hyperlink"/>
@@ -754,7 +754,7 @@
       <w:r>
         <w:t xml:space="preserve"> — modifié — </w:t>
       </w:r>
-      <w:hyperlink w:history="1" r:id="rId-ibkzbqiirbx43-a5ky0m">
+      <w:hyperlink w:history="1" r:id="rIdqq1e3zzh8jlz6jwkpfpdy">
         <w:r>
           <w:rPr>
             <w:rStyle w:val="Hyperlink"/>
@@ -783,7 +783,7 @@
       <w:r>
         <w:t xml:space="preserve"> — modifié — </w:t>
       </w:r>
-      <w:hyperlink w:history="1" r:id="rIdbrxt3itq6mqcqrrfk1blb">
+      <w:hyperlink w:history="1" r:id="rId45bv15io0_wd9-owlvbmv">
         <w:r>
           <w:rPr>
             <w:rStyle w:val="Hyperlink"/>
@@ -820,7 +820,7 @@
       <w:r>
         <w:t xml:space="preserve"> — modifié — </w:t>
       </w:r>
-      <w:hyperlink w:history="1" r:id="rId80gbm9eya0reeeiawbbgw">
+      <w:hyperlink w:history="1" r:id="rIdioknr-mjqrblpflq5oy3w">
         <w:r>
           <w:rPr>
             <w:rStyle w:val="Hyperlink"/>
@@ -849,7 +849,7 @@
       <w:r>
         <w:t xml:space="preserve"> — modifié — </w:t>
       </w:r>
-      <w:hyperlink w:history="1" r:id="rIduk0h2nectfuesisnx76h1">
+      <w:hyperlink w:history="1" r:id="rId6kvdunpsmaqyikgkyj93n">
         <w:r>
           <w:rPr>
             <w:rStyle w:val="Hyperlink"/>

--- a/docs/developpement/phases/word/PHASE_17_VUE_TELEPHONE_EN_DIRECT.docx
+++ b/docs/developpement/phases/word/PHASE_17_VUE_TELEPHONE_EN_DIRECT.docx
@@ -20,7 +20,7 @@
       <w:r>
         <w:t xml:space="preserve">FlaiX Expert · dossier de développement · généré le 2026-10-19 depuis le dépôt </w:t>
       </w:r>
-      <w:hyperlink w:history="1" r:id="rIdwvhprbck2ecnchwnukxb2">
+      <w:hyperlink w:history="1" r:id="rIdzdq6hlnzyonox9o4ul4my">
         <w:r>
           <w:rPr>
             <w:rStyle w:val="Hyperlink"/>
@@ -590,7 +590,7 @@
           <w:numId w:val="2"/>
         </w:numPr>
       </w:pPr>
-      <w:hyperlink w:history="1" r:id="rIdgynfg3pkgdsdaa2s8oo4e">
+      <w:hyperlink w:history="1" r:id="rIdsh4oemz_vgu-ix9phqvfh">
         <w:r>
           <w:rPr>
             <w:rStyle w:val="Hyperlink"/>
@@ -638,7 +638,7 @@
       <w:r>
         <w:t xml:space="preserve"> — modifié — </w:t>
       </w:r>
-      <w:hyperlink w:history="1" r:id="rIddzwucpo8vhrefg2gd7fhl">
+      <w:hyperlink w:history="1" r:id="rIdi16vw_3zgh_k0aybxf4dj">
         <w:r>
           <w:rPr>
             <w:rStyle w:val="Hyperlink"/>
@@ -667,7 +667,7 @@
       <w:r>
         <w:t xml:space="preserve"> — modifié — </w:t>
       </w:r>
-      <w:hyperlink w:history="1" r:id="rIdtlxozvhzmlpxnqvcveljf">
+      <w:hyperlink w:history="1" r:id="rIdviz3tkbsb3kiec537pdfk">
         <w:r>
           <w:rPr>
             <w:rStyle w:val="Hyperlink"/>
@@ -696,7 +696,7 @@
       <w:r>
         <w:t xml:space="preserve"> — modifié — </w:t>
       </w:r>
-      <w:hyperlink w:history="1" r:id="rId6-o8vmuwybccv6992hsqr">
+      <w:hyperlink w:history="1" r:id="rIdhihacznjzg2i6kdhnm2wx">
         <w:r>
           <w:rPr>
             <w:rStyle w:val="Hyperlink"/>
@@ -725,7 +725,7 @@
       <w:r>
         <w:t xml:space="preserve"> — créé — </w:t>
       </w:r>
-      <w:hyperlink w:history="1" r:id="rIdml32uwvqpfynxzfl-gxza">
+      <w:hyperlink w:history="1" r:id="rIdexpasw_msbahpxz9dtdea">
         <w:r>
           <w:rPr>
             <w:rStyle w:val="Hyperlink"/>
@@ -754,7 +754,7 @@
       <w:r>
         <w:t xml:space="preserve"> — modifié — </w:t>
       </w:r>
-      <w:hyperlink w:history="1" r:id="rIdqq1e3zzh8jlz6jwkpfpdy">
+      <w:hyperlink w:history="1" r:id="rIdiojvgzwdbi0wxhp1zkx9b">
         <w:r>
           <w:rPr>
             <w:rStyle w:val="Hyperlink"/>
@@ -783,7 +783,7 @@
       <w:r>
         <w:t xml:space="preserve"> — modifié — </w:t>
       </w:r>
-      <w:hyperlink w:history="1" r:id="rId45bv15io0_wd9-owlvbmv">
+      <w:hyperlink w:history="1" r:id="rIdtd520gsf5zonbsxutg_r0">
         <w:r>
           <w:rPr>
             <w:rStyle w:val="Hyperlink"/>
@@ -820,7 +820,7 @@
       <w:r>
         <w:t xml:space="preserve"> — modifié — </w:t>
       </w:r>
-      <w:hyperlink w:history="1" r:id="rIdioknr-mjqrblpflq5oy3w">
+      <w:hyperlink w:history="1" r:id="rIdvbfnonuyueh_ltvf13spo">
         <w:r>
           <w:rPr>
             <w:rStyle w:val="Hyperlink"/>
@@ -849,7 +849,7 @@
       <w:r>
         <w:t xml:space="preserve"> — modifié — </w:t>
       </w:r>
-      <w:hyperlink w:history="1" r:id="rId6kvdunpsmaqyikgkyj93n">
+      <w:hyperlink w:history="1" r:id="rIdlbty4l6b70l3wh2h8zusd">
         <w:r>
           <w:rPr>
             <w:rStyle w:val="Hyperlink"/>

--- a/docs/developpement/phases/word/PHASE_17_VUE_TELEPHONE_EN_DIRECT.docx
+++ b/docs/developpement/phases/word/PHASE_17_VUE_TELEPHONE_EN_DIRECT.docx
@@ -20,7 +20,7 @@
       <w:r>
         <w:t xml:space="preserve">FlaiX Expert · dossier de développement · généré le 2026-10-19 depuis le dépôt </w:t>
       </w:r>
-      <w:hyperlink w:history="1" r:id="rIdzdq6hlnzyonox9o4ul4my">
+      <w:hyperlink w:history="1" r:id="rIdg6l2idflvrta5djo7a5dh">
         <w:r>
           <w:rPr>
             <w:rStyle w:val="Hyperlink"/>
@@ -590,7 +590,7 @@
           <w:numId w:val="2"/>
         </w:numPr>
       </w:pPr>
-      <w:hyperlink w:history="1" r:id="rIdsh4oemz_vgu-ix9phqvfh">
+      <w:hyperlink w:history="1" r:id="rIdm40t7pqlwzst7-9wyamth">
         <w:r>
           <w:rPr>
             <w:rStyle w:val="Hyperlink"/>
@@ -638,7 +638,7 @@
       <w:r>
         <w:t xml:space="preserve"> — modifié — </w:t>
       </w:r>
-      <w:hyperlink w:history="1" r:id="rIdi16vw_3zgh_k0aybxf4dj">
+      <w:hyperlink w:history="1" r:id="rIdl9jekkfsm0ks503_mledy">
         <w:r>
           <w:rPr>
             <w:rStyle w:val="Hyperlink"/>
@@ -667,7 +667,7 @@
       <w:r>
         <w:t xml:space="preserve"> — modifié — </w:t>
       </w:r>
-      <w:hyperlink w:history="1" r:id="rIdviz3tkbsb3kiec537pdfk">
+      <w:hyperlink w:history="1" r:id="rIdrge4hsvchszedjmtpt0x9">
         <w:r>
           <w:rPr>
             <w:rStyle w:val="Hyperlink"/>
@@ -696,7 +696,7 @@
       <w:r>
         <w:t xml:space="preserve"> — modifié — </w:t>
       </w:r>
-      <w:hyperlink w:history="1" r:id="rIdhihacznjzg2i6kdhnm2wx">
+      <w:hyperlink w:history="1" r:id="rIdjbxnunlmncbqpdc3_thnw">
         <w:r>
           <w:rPr>
             <w:rStyle w:val="Hyperlink"/>
@@ -725,7 +725,7 @@
       <w:r>
         <w:t xml:space="preserve"> — créé — </w:t>
       </w:r>
-      <w:hyperlink w:history="1" r:id="rIdexpasw_msbahpxz9dtdea">
+      <w:hyperlink w:history="1" r:id="rIdr_0xsgzivw6kmcq2gxyom">
         <w:r>
           <w:rPr>
             <w:rStyle w:val="Hyperlink"/>
@@ -754,7 +754,7 @@
       <w:r>
         <w:t xml:space="preserve"> — modifié — </w:t>
       </w:r>
-      <w:hyperlink w:history="1" r:id="rIdiojvgzwdbi0wxhp1zkx9b">
+      <w:hyperlink w:history="1" r:id="rIdpw00z0ebdd2yziwg7qpzl">
         <w:r>
           <w:rPr>
             <w:rStyle w:val="Hyperlink"/>
@@ -783,7 +783,7 @@
       <w:r>
         <w:t xml:space="preserve"> — modifié — </w:t>
       </w:r>
-      <w:hyperlink w:history="1" r:id="rIdtd520gsf5zonbsxutg_r0">
+      <w:hyperlink w:history="1" r:id="rIdwjahdasj-vyezesixibzt">
         <w:r>
           <w:rPr>
             <w:rStyle w:val="Hyperlink"/>
@@ -820,7 +820,7 @@
       <w:r>
         <w:t xml:space="preserve"> — modifié — </w:t>
       </w:r>
-      <w:hyperlink w:history="1" r:id="rIdvbfnonuyueh_ltvf13spo">
+      <w:hyperlink w:history="1" r:id="rId6z8fao2jrut3hpurynhhz">
         <w:r>
           <w:rPr>
             <w:rStyle w:val="Hyperlink"/>
@@ -849,7 +849,7 @@
       <w:r>
         <w:t xml:space="preserve"> — modifié — </w:t>
       </w:r>
-      <w:hyperlink w:history="1" r:id="rIdlbty4l6b70l3wh2h8zusd">
+      <w:hyperlink w:history="1" r:id="rIdnkhwj37s-tm2pxpuecvv0">
         <w:r>
           <w:rPr>
             <w:rStyle w:val="Hyperlink"/>

--- a/docs/developpement/phases/word/PHASE_17_VUE_TELEPHONE_EN_DIRECT.docx
+++ b/docs/developpement/phases/word/PHASE_17_VUE_TELEPHONE_EN_DIRECT.docx
@@ -20,7 +20,7 @@
       <w:r>
         <w:t xml:space="preserve">FlaiX Expert · dossier de développement · généré le 2026-10-19 depuis le dépôt </w:t>
       </w:r>
-      <w:hyperlink w:history="1" r:id="rIdg6l2idflvrta5djo7a5dh">
+      <w:hyperlink w:history="1" r:id="rIdac5cyts9tjnq4ytslikgi">
         <w:r>
           <w:rPr>
             <w:rStyle w:val="Hyperlink"/>
@@ -590,7 +590,7 @@
           <w:numId w:val="2"/>
         </w:numPr>
       </w:pPr>
-      <w:hyperlink w:history="1" r:id="rIdm40t7pqlwzst7-9wyamth">
+      <w:hyperlink w:history="1" r:id="rIdbupsryznttf2nh_qzf79o">
         <w:r>
           <w:rPr>
             <w:rStyle w:val="Hyperlink"/>
@@ -638,7 +638,7 @@
       <w:r>
         <w:t xml:space="preserve"> — modifié — </w:t>
       </w:r>
-      <w:hyperlink w:history="1" r:id="rIdl9jekkfsm0ks503_mledy">
+      <w:hyperlink w:history="1" r:id="rIdu1bxfrl08cuf-opxizg-e">
         <w:r>
           <w:rPr>
             <w:rStyle w:val="Hyperlink"/>
@@ -667,7 +667,7 @@
       <w:r>
         <w:t xml:space="preserve"> — modifié — </w:t>
       </w:r>
-      <w:hyperlink w:history="1" r:id="rIdrge4hsvchszedjmtpt0x9">
+      <w:hyperlink w:history="1" r:id="rIdzpqf65rm5_rsu-qf1rneu">
         <w:r>
           <w:rPr>
             <w:rStyle w:val="Hyperlink"/>
@@ -696,7 +696,7 @@
       <w:r>
         <w:t xml:space="preserve"> — modifié — </w:t>
       </w:r>
-      <w:hyperlink w:history="1" r:id="rIdjbxnunlmncbqpdc3_thnw">
+      <w:hyperlink w:history="1" r:id="rIdwbyn6n8zzkwbrhh5dfms6">
         <w:r>
           <w:rPr>
             <w:rStyle w:val="Hyperlink"/>
@@ -725,7 +725,7 @@
       <w:r>
         <w:t xml:space="preserve"> — créé — </w:t>
       </w:r>
-      <w:hyperlink w:history="1" r:id="rIdr_0xsgzivw6kmcq2gxyom">
+      <w:hyperlink w:history="1" r:id="rIdswqwyakwekopjxeyjljfs">
         <w:r>
           <w:rPr>
             <w:rStyle w:val="Hyperlink"/>
@@ -754,7 +754,7 @@
       <w:r>
         <w:t xml:space="preserve"> — modifié — </w:t>
       </w:r>
-      <w:hyperlink w:history="1" r:id="rIdpw00z0ebdd2yziwg7qpzl">
+      <w:hyperlink w:history="1" r:id="rIdfbqyyifexqwdynly65to0">
         <w:r>
           <w:rPr>
             <w:rStyle w:val="Hyperlink"/>
@@ -783,7 +783,7 @@
       <w:r>
         <w:t xml:space="preserve"> — modifié — </w:t>
       </w:r>
-      <w:hyperlink w:history="1" r:id="rIdwjahdasj-vyezesixibzt">
+      <w:hyperlink w:history="1" r:id="rIdelsk_6-ffj9mkomfmsiwc">
         <w:r>
           <w:rPr>
             <w:rStyle w:val="Hyperlink"/>
@@ -820,7 +820,7 @@
       <w:r>
         <w:t xml:space="preserve"> — modifié — </w:t>
       </w:r>
-      <w:hyperlink w:history="1" r:id="rId6z8fao2jrut3hpurynhhz">
+      <w:hyperlink w:history="1" r:id="rId29gngiz6yl0nbu4sjrxh4">
         <w:r>
           <w:rPr>
             <w:rStyle w:val="Hyperlink"/>
@@ -849,7 +849,7 @@
       <w:r>
         <w:t xml:space="preserve"> — modifié — </w:t>
       </w:r>
-      <w:hyperlink w:history="1" r:id="rIdnkhwj37s-tm2pxpuecvv0">
+      <w:hyperlink w:history="1" r:id="rIdzrqq_95ogpywtmhjwcl0g">
         <w:r>
           <w:rPr>
             <w:rStyle w:val="Hyperlink"/>

--- a/docs/developpement/phases/word/PHASE_17_VUE_TELEPHONE_EN_DIRECT.docx
+++ b/docs/developpement/phases/word/PHASE_17_VUE_TELEPHONE_EN_DIRECT.docx
@@ -18,9 +18,9 @@
         <w:shd w:fill="F6F3FF" w:color="auto" w:val="clear"/>
       </w:pPr>
       <w:r>
-        <w:t xml:space="preserve">FlaiX Expert · dossier de développement · généré le 2026-10-19 depuis le dépôt </w:t>
-      </w:r>
-      <w:hyperlink w:history="1" r:id="rIdac5cyts9tjnq4ytslikgi">
+        <w:t xml:space="preserve">FlaiX Expert · dossier de développement · généré le 2026-10-21 depuis le dépôt </w:t>
+      </w:r>
+      <w:hyperlink w:history="1" r:id="rIdtkq2qttwkvxxu6btmq3fo">
         <w:r>
           <w:rPr>
             <w:rStyle w:val="Hyperlink"/>
@@ -590,7 +590,7 @@
           <w:numId w:val="2"/>
         </w:numPr>
       </w:pPr>
-      <w:hyperlink w:history="1" r:id="rIdbupsryznttf2nh_qzf79o">
+      <w:hyperlink w:history="1" r:id="rIdqhzz0tshqflwwnqar6pxy">
         <w:r>
           <w:rPr>
             <w:rStyle w:val="Hyperlink"/>
@@ -638,7 +638,7 @@
       <w:r>
         <w:t xml:space="preserve"> — modifié — </w:t>
       </w:r>
-      <w:hyperlink w:history="1" r:id="rIdu1bxfrl08cuf-opxizg-e">
+      <w:hyperlink w:history="1" r:id="rIdihyezbaemg21zj8087rjl">
         <w:r>
           <w:rPr>
             <w:rStyle w:val="Hyperlink"/>
@@ -667,7 +667,7 @@
       <w:r>
         <w:t xml:space="preserve"> — modifié — </w:t>
       </w:r>
-      <w:hyperlink w:history="1" r:id="rIdzpqf65rm5_rsu-qf1rneu">
+      <w:hyperlink w:history="1" r:id="rIdqevbz0vuyiwz5iq_z81es">
         <w:r>
           <w:rPr>
             <w:rStyle w:val="Hyperlink"/>
@@ -696,7 +696,7 @@
       <w:r>
         <w:t xml:space="preserve"> — modifié — </w:t>
       </w:r>
-      <w:hyperlink w:history="1" r:id="rIdwbyn6n8zzkwbrhh5dfms6">
+      <w:hyperlink w:history="1" r:id="rIdgvscrql-tyk3vq2f1zrw7">
         <w:r>
           <w:rPr>
             <w:rStyle w:val="Hyperlink"/>
@@ -725,7 +725,7 @@
       <w:r>
         <w:t xml:space="preserve"> — créé — </w:t>
       </w:r>
-      <w:hyperlink w:history="1" r:id="rIdswqwyakwekopjxeyjljfs">
+      <w:hyperlink w:history="1" r:id="rIdtncrmq9ctrtqisv5fy7mt">
         <w:r>
           <w:rPr>
             <w:rStyle w:val="Hyperlink"/>
@@ -754,7 +754,7 @@
       <w:r>
         <w:t xml:space="preserve"> — modifié — </w:t>
       </w:r>
-      <w:hyperlink w:history="1" r:id="rIdfbqyyifexqwdynly65to0">
+      <w:hyperlink w:history="1" r:id="rIdiptflqkcbhwsguvp5oho8">
         <w:r>
           <w:rPr>
             <w:rStyle w:val="Hyperlink"/>
@@ -783,7 +783,7 @@
       <w:r>
         <w:t xml:space="preserve"> — modifié — </w:t>
       </w:r>
-      <w:hyperlink w:history="1" r:id="rIdelsk_6-ffj9mkomfmsiwc">
+      <w:hyperlink w:history="1" r:id="rIdhppszq9wlrkbdm5onfctp">
         <w:r>
           <w:rPr>
             <w:rStyle w:val="Hyperlink"/>
@@ -820,7 +820,7 @@
       <w:r>
         <w:t xml:space="preserve"> — modifié — </w:t>
       </w:r>
-      <w:hyperlink w:history="1" r:id="rId29gngiz6yl0nbu4sjrxh4">
+      <w:hyperlink w:history="1" r:id="rId5e5p6smsj7qbbpawerq0h">
         <w:r>
           <w:rPr>
             <w:rStyle w:val="Hyperlink"/>
@@ -849,7 +849,7 @@
       <w:r>
         <w:t xml:space="preserve"> — modifié — </w:t>
       </w:r>
-      <w:hyperlink w:history="1" r:id="rIdzrqq_95ogpywtmhjwcl0g">
+      <w:hyperlink w:history="1" r:id="rIdjablv9a_t6ctn2bch6etv">
         <w:r>
           <w:rPr>
             <w:rStyle w:val="Hyperlink"/>

--- a/docs/developpement/phases/word/PHASE_17_VUE_TELEPHONE_EN_DIRECT.docx
+++ b/docs/developpement/phases/word/PHASE_17_VUE_TELEPHONE_EN_DIRECT.docx
@@ -20,7 +20,7 @@
       <w:r>
         <w:t xml:space="preserve">FlaiX Expert · dossier de développement · généré le 2026-10-21 depuis le dépôt </w:t>
       </w:r>
-      <w:hyperlink w:history="1" r:id="rIdtkq2qttwkvxxu6btmq3fo">
+      <w:hyperlink w:history="1" r:id="rIdzyc00gwmp0jscv95vsfj3">
         <w:r>
           <w:rPr>
             <w:rStyle w:val="Hyperlink"/>
@@ -590,7 +590,7 @@
           <w:numId w:val="2"/>
         </w:numPr>
       </w:pPr>
-      <w:hyperlink w:history="1" r:id="rIdqhzz0tshqflwwnqar6pxy">
+      <w:hyperlink w:history="1" r:id="rIdxm4wavyfv9wrvrurmlpxs">
         <w:r>
           <w:rPr>
             <w:rStyle w:val="Hyperlink"/>
@@ -638,7 +638,7 @@
       <w:r>
         <w:t xml:space="preserve"> — modifié — </w:t>
       </w:r>
-      <w:hyperlink w:history="1" r:id="rIdihyezbaemg21zj8087rjl">
+      <w:hyperlink w:history="1" r:id="rIdtria016oetekstd17cadj">
         <w:r>
           <w:rPr>
             <w:rStyle w:val="Hyperlink"/>
@@ -667,7 +667,7 @@
       <w:r>
         <w:t xml:space="preserve"> — modifié — </w:t>
       </w:r>
-      <w:hyperlink w:history="1" r:id="rIdqevbz0vuyiwz5iq_z81es">
+      <w:hyperlink w:history="1" r:id="rIdobbpwm2lcrxnpcyeajhn2">
         <w:r>
           <w:rPr>
             <w:rStyle w:val="Hyperlink"/>
@@ -696,7 +696,7 @@
       <w:r>
         <w:t xml:space="preserve"> — modifié — </w:t>
       </w:r>
-      <w:hyperlink w:history="1" r:id="rIdgvscrql-tyk3vq2f1zrw7">
+      <w:hyperlink w:history="1" r:id="rIdufig_-v3hvnrxxizlrlma">
         <w:r>
           <w:rPr>
             <w:rStyle w:val="Hyperlink"/>
@@ -725,7 +725,7 @@
       <w:r>
         <w:t xml:space="preserve"> — créé — </w:t>
       </w:r>
-      <w:hyperlink w:history="1" r:id="rIdtncrmq9ctrtqisv5fy7mt">
+      <w:hyperlink w:history="1" r:id="rId-v8fjyefunazo92snogsw">
         <w:r>
           <w:rPr>
             <w:rStyle w:val="Hyperlink"/>
@@ -754,7 +754,7 @@
       <w:r>
         <w:t xml:space="preserve"> — modifié — </w:t>
       </w:r>
-      <w:hyperlink w:history="1" r:id="rIdiptflqkcbhwsguvp5oho8">
+      <w:hyperlink w:history="1" r:id="rIdihiny8a9akflcpwy-2d0z">
         <w:r>
           <w:rPr>
             <w:rStyle w:val="Hyperlink"/>
@@ -783,7 +783,7 @@
       <w:r>
         <w:t xml:space="preserve"> — modifié — </w:t>
       </w:r>
-      <w:hyperlink w:history="1" r:id="rIdhppszq9wlrkbdm5onfctp">
+      <w:hyperlink w:history="1" r:id="rIdl-5kr3dsigscey3ujwpzn">
         <w:r>
           <w:rPr>
             <w:rStyle w:val="Hyperlink"/>
@@ -820,7 +820,7 @@
       <w:r>
         <w:t xml:space="preserve"> — modifié — </w:t>
       </w:r>
-      <w:hyperlink w:history="1" r:id="rId5e5p6smsj7qbbpawerq0h">
+      <w:hyperlink w:history="1" r:id="rIdgs15asamdx4by23ar5xvt">
         <w:r>
           <w:rPr>
             <w:rStyle w:val="Hyperlink"/>
@@ -849,7 +849,7 @@
       <w:r>
         <w:t xml:space="preserve"> — modifié — </w:t>
       </w:r>
-      <w:hyperlink w:history="1" r:id="rIdjablv9a_t6ctn2bch6etv">
+      <w:hyperlink w:history="1" r:id="rIdn2aviko1uw3hkxta9f9fm">
         <w:r>
           <w:rPr>
             <w:rStyle w:val="Hyperlink"/>

--- a/docs/developpement/phases/word/PHASE_17_VUE_TELEPHONE_EN_DIRECT.docx
+++ b/docs/developpement/phases/word/PHASE_17_VUE_TELEPHONE_EN_DIRECT.docx
@@ -18,9 +18,9 @@
         <w:shd w:fill="F6F3FF" w:color="auto" w:val="clear"/>
       </w:pPr>
       <w:r>
-        <w:t xml:space="preserve">FlaiX Expert · dossier de développement · généré le 2026-10-21 depuis le dépôt </w:t>
-      </w:r>
-      <w:hyperlink w:history="1" r:id="rIdzyc00gwmp0jscv95vsfj3">
+        <w:t xml:space="preserve">FlaiX Expert · dossier de développement · généré le 2026-10-23 depuis le dépôt </w:t>
+      </w:r>
+      <w:hyperlink w:history="1" r:id="rIdlrqqwxdcvx0adahwmb558">
         <w:r>
           <w:rPr>
             <w:rStyle w:val="Hyperlink"/>
@@ -590,7 +590,7 @@
           <w:numId w:val="2"/>
         </w:numPr>
       </w:pPr>
-      <w:hyperlink w:history="1" r:id="rIdxm4wavyfv9wrvrurmlpxs">
+      <w:hyperlink w:history="1" r:id="rIdrvi0_3jq6od-ttrluvxiy">
         <w:r>
           <w:rPr>
             <w:rStyle w:val="Hyperlink"/>
@@ -638,7 +638,7 @@
       <w:r>
         <w:t xml:space="preserve"> — modifié — </w:t>
       </w:r>
-      <w:hyperlink w:history="1" r:id="rIdtria016oetekstd17cadj">
+      <w:hyperlink w:history="1" r:id="rId6d4z-wmnplkyf7oizzkdh">
         <w:r>
           <w:rPr>
             <w:rStyle w:val="Hyperlink"/>
@@ -667,7 +667,7 @@
       <w:r>
         <w:t xml:space="preserve"> — modifié — </w:t>
       </w:r>
-      <w:hyperlink w:history="1" r:id="rIdobbpwm2lcrxnpcyeajhn2">
+      <w:hyperlink w:history="1" r:id="rIdoxcqv__u_tgpaza0hkz9n">
         <w:r>
           <w:rPr>
             <w:rStyle w:val="Hyperlink"/>
@@ -696,7 +696,7 @@
       <w:r>
         <w:t xml:space="preserve"> — modifié — </w:t>
       </w:r>
-      <w:hyperlink w:history="1" r:id="rIdufig_-v3hvnrxxizlrlma">
+      <w:hyperlink w:history="1" r:id="rId45zhcuqb1ei0tksr2vkua">
         <w:r>
           <w:rPr>
             <w:rStyle w:val="Hyperlink"/>
@@ -725,7 +725,7 @@
       <w:r>
         <w:t xml:space="preserve"> — créé — </w:t>
       </w:r>
-      <w:hyperlink w:history="1" r:id="rId-v8fjyefunazo92snogsw">
+      <w:hyperlink w:history="1" r:id="rIdoztjwx4i69e1vxsehzmya">
         <w:r>
           <w:rPr>
             <w:rStyle w:val="Hyperlink"/>
@@ -754,7 +754,7 @@
       <w:r>
         <w:t xml:space="preserve"> — modifié — </w:t>
       </w:r>
-      <w:hyperlink w:history="1" r:id="rIdihiny8a9akflcpwy-2d0z">
+      <w:hyperlink w:history="1" r:id="rIdhamnkqem-kvfvrfy_xhyl">
         <w:r>
           <w:rPr>
             <w:rStyle w:val="Hyperlink"/>
@@ -783,7 +783,7 @@
       <w:r>
         <w:t xml:space="preserve"> — modifié — </w:t>
       </w:r>
-      <w:hyperlink w:history="1" r:id="rIdl-5kr3dsigscey3ujwpzn">
+      <w:hyperlink w:history="1" r:id="rIdyy_tostvaoggh-opo4erf">
         <w:r>
           <w:rPr>
             <w:rStyle w:val="Hyperlink"/>
@@ -820,7 +820,7 @@
       <w:r>
         <w:t xml:space="preserve"> — modifié — </w:t>
       </w:r>
-      <w:hyperlink w:history="1" r:id="rIdgs15asamdx4by23ar5xvt">
+      <w:hyperlink w:history="1" r:id="rIdiiflgfre7afpeqwoxbwq4">
         <w:r>
           <w:rPr>
             <w:rStyle w:val="Hyperlink"/>
@@ -849,7 +849,7 @@
       <w:r>
         <w:t xml:space="preserve"> — modifié — </w:t>
       </w:r>
-      <w:hyperlink w:history="1" r:id="rIdn2aviko1uw3hkxta9f9fm">
+      <w:hyperlink w:history="1" r:id="rIdfpbcaf-ayojgzrsp78j4l">
         <w:r>
           <w:rPr>
             <w:rStyle w:val="Hyperlink"/>

--- a/docs/developpement/phases/word/PHASE_17_VUE_TELEPHONE_EN_DIRECT.docx
+++ b/docs/developpement/phases/word/PHASE_17_VUE_TELEPHONE_EN_DIRECT.docx
@@ -18,9 +18,9 @@
         <w:shd w:fill="F6F3FF" w:color="auto" w:val="clear"/>
       </w:pPr>
       <w:r>
-        <w:t xml:space="preserve">FlaiX Expert · dossier de développement · généré le 2026-10-23 depuis le dépôt </w:t>
-      </w:r>
-      <w:hyperlink w:history="1" r:id="rIdlrqqwxdcvx0adahwmb558">
+        <w:t xml:space="preserve">FlaiX Expert · dossier de développement · généré le 2026-10-24 depuis le dépôt </w:t>
+      </w:r>
+      <w:hyperlink w:history="1" r:id="rId8f6vy4xxpmjmon5c9t-lr">
         <w:r>
           <w:rPr>
             <w:rStyle w:val="Hyperlink"/>
@@ -590,7 +590,7 @@
           <w:numId w:val="2"/>
         </w:numPr>
       </w:pPr>
-      <w:hyperlink w:history="1" r:id="rIdrvi0_3jq6od-ttrluvxiy">
+      <w:hyperlink w:history="1" r:id="rIdek6qqhv3nlyionacowopu">
         <w:r>
           <w:rPr>
             <w:rStyle w:val="Hyperlink"/>
@@ -638,7 +638,7 @@
       <w:r>
         <w:t xml:space="preserve"> — modifié — </w:t>
       </w:r>
-      <w:hyperlink w:history="1" r:id="rId6d4z-wmnplkyf7oizzkdh">
+      <w:hyperlink w:history="1" r:id="rIdzgkvzjr50albizbune4mm">
         <w:r>
           <w:rPr>
             <w:rStyle w:val="Hyperlink"/>
@@ -667,7 +667,7 @@
       <w:r>
         <w:t xml:space="preserve"> — modifié — </w:t>
       </w:r>
-      <w:hyperlink w:history="1" r:id="rIdoxcqv__u_tgpaza0hkz9n">
+      <w:hyperlink w:history="1" r:id="rId0lj8a7jrkp7p-nr--ef8q">
         <w:r>
           <w:rPr>
             <w:rStyle w:val="Hyperlink"/>
@@ -696,7 +696,7 @@
       <w:r>
         <w:t xml:space="preserve"> — modifié — </w:t>
       </w:r>
-      <w:hyperlink w:history="1" r:id="rId45zhcuqb1ei0tksr2vkua">
+      <w:hyperlink w:history="1" r:id="rIdwqmfmx3dkaixg5ob5p9bp">
         <w:r>
           <w:rPr>
             <w:rStyle w:val="Hyperlink"/>
@@ -725,7 +725,7 @@
       <w:r>
         <w:t xml:space="preserve"> — créé — </w:t>
       </w:r>
-      <w:hyperlink w:history="1" r:id="rIdoztjwx4i69e1vxsehzmya">
+      <w:hyperlink w:history="1" r:id="rIdncynlpcgzv0umynyrl1v_">
         <w:r>
           <w:rPr>
             <w:rStyle w:val="Hyperlink"/>
@@ -754,7 +754,7 @@
       <w:r>
         <w:t xml:space="preserve"> — modifié — </w:t>
       </w:r>
-      <w:hyperlink w:history="1" r:id="rIdhamnkqem-kvfvrfy_xhyl">
+      <w:hyperlink w:history="1" r:id="rIdt9ese4_uznfdfq1dhuznp">
         <w:r>
           <w:rPr>
             <w:rStyle w:val="Hyperlink"/>
@@ -783,7 +783,7 @@
       <w:r>
         <w:t xml:space="preserve"> — modifié — </w:t>
       </w:r>
-      <w:hyperlink w:history="1" r:id="rIdyy_tostvaoggh-opo4erf">
+      <w:hyperlink w:history="1" r:id="rId5iiymzdwo13lfmebcfyxg">
         <w:r>
           <w:rPr>
             <w:rStyle w:val="Hyperlink"/>
@@ -820,7 +820,7 @@
       <w:r>
         <w:t xml:space="preserve"> — modifié — </w:t>
       </w:r>
-      <w:hyperlink w:history="1" r:id="rIdiiflgfre7afpeqwoxbwq4">
+      <w:hyperlink w:history="1" r:id="rIdpk9sylzjmeusqpl694nzg">
         <w:r>
           <w:rPr>
             <w:rStyle w:val="Hyperlink"/>
@@ -849,7 +849,7 @@
       <w:r>
         <w:t xml:space="preserve"> — modifié — </w:t>
       </w:r>
-      <w:hyperlink w:history="1" r:id="rIdfpbcaf-ayojgzrsp78j4l">
+      <w:hyperlink w:history="1" r:id="rId5pkyoma_aq30xgvbnzsfa">
         <w:r>
           <w:rPr>
             <w:rStyle w:val="Hyperlink"/>

--- a/docs/developpement/phases/word/PHASE_17_VUE_TELEPHONE_EN_DIRECT.docx
+++ b/docs/developpement/phases/word/PHASE_17_VUE_TELEPHONE_EN_DIRECT.docx
@@ -18,9 +18,9 @@
         <w:shd w:fill="F6F3FF" w:color="auto" w:val="clear"/>
       </w:pPr>
       <w:r>
-        <w:t xml:space="preserve">FlaiX Expert · dossier de développement · généré le 2026-10-24 depuis le dépôt </w:t>
-      </w:r>
-      <w:hyperlink w:history="1" r:id="rId8f6vy4xxpmjmon5c9t-lr">
+        <w:t xml:space="preserve">FlaiX Expert · dossier de développement · généré le 2026-10-25 depuis le dépôt </w:t>
+      </w:r>
+      <w:hyperlink w:history="1" r:id="rIdyj7ycg9n4ao_ezx862l4u">
         <w:r>
           <w:rPr>
             <w:rStyle w:val="Hyperlink"/>
@@ -590,7 +590,7 @@
           <w:numId w:val="2"/>
         </w:numPr>
       </w:pPr>
-      <w:hyperlink w:history="1" r:id="rIdek6qqhv3nlyionacowopu">
+      <w:hyperlink w:history="1" r:id="rIdplnb0wzwisakesysrqgls">
         <w:r>
           <w:rPr>
             <w:rStyle w:val="Hyperlink"/>
@@ -638,7 +638,7 @@
       <w:r>
         <w:t xml:space="preserve"> — modifié — </w:t>
       </w:r>
-      <w:hyperlink w:history="1" r:id="rIdzgkvzjr50albizbune4mm">
+      <w:hyperlink w:history="1" r:id="rIdxeyd_3x_golzhnqwvartt">
         <w:r>
           <w:rPr>
             <w:rStyle w:val="Hyperlink"/>
@@ -667,7 +667,7 @@
       <w:r>
         <w:t xml:space="preserve"> — modifié — </w:t>
       </w:r>
-      <w:hyperlink w:history="1" r:id="rId0lj8a7jrkp7p-nr--ef8q">
+      <w:hyperlink w:history="1" r:id="rId518xz97knhnanspd6dm3z">
         <w:r>
           <w:rPr>
             <w:rStyle w:val="Hyperlink"/>
@@ -696,7 +696,7 @@
       <w:r>
         <w:t xml:space="preserve"> — modifié — </w:t>
       </w:r>
-      <w:hyperlink w:history="1" r:id="rIdwqmfmx3dkaixg5ob5p9bp">
+      <w:hyperlink w:history="1" r:id="rIdkpmbrocbjjevnjdlxelb4">
         <w:r>
           <w:rPr>
             <w:rStyle w:val="Hyperlink"/>
@@ -725,7 +725,7 @@
       <w:r>
         <w:t xml:space="preserve"> — créé — </w:t>
       </w:r>
-      <w:hyperlink w:history="1" r:id="rIdncynlpcgzv0umynyrl1v_">
+      <w:hyperlink w:history="1" r:id="rIdmzmkvhbrn0mipbptc2v8a">
         <w:r>
           <w:rPr>
             <w:rStyle w:val="Hyperlink"/>
@@ -754,7 +754,7 @@
       <w:r>
         <w:t xml:space="preserve"> — modifié — </w:t>
       </w:r>
-      <w:hyperlink w:history="1" r:id="rIdt9ese4_uznfdfq1dhuznp">
+      <w:hyperlink w:history="1" r:id="rIdnvx4lphyvg3jf0xvglroo">
         <w:r>
           <w:rPr>
             <w:rStyle w:val="Hyperlink"/>
@@ -783,7 +783,7 @@
       <w:r>
         <w:t xml:space="preserve"> — modifié — </w:t>
       </w:r>
-      <w:hyperlink w:history="1" r:id="rId5iiymzdwo13lfmebcfyxg">
+      <w:hyperlink w:history="1" r:id="rId6ndopql2olylwwoybyneb">
         <w:r>
           <w:rPr>
             <w:rStyle w:val="Hyperlink"/>
@@ -820,7 +820,7 @@
       <w:r>
         <w:t xml:space="preserve"> — modifié — </w:t>
       </w:r>
-      <w:hyperlink w:history="1" r:id="rIdpk9sylzjmeusqpl694nzg">
+      <w:hyperlink w:history="1" r:id="rIdmi_lj6dktcjhsctdhqunk">
         <w:r>
           <w:rPr>
             <w:rStyle w:val="Hyperlink"/>
@@ -849,7 +849,7 @@
       <w:r>
         <w:t xml:space="preserve"> — modifié — </w:t>
       </w:r>
-      <w:hyperlink w:history="1" r:id="rId5pkyoma_aq30xgvbnzsfa">
+      <w:hyperlink w:history="1" r:id="rIdi2c4vjwblnlfo1lll_uwk">
         <w:r>
           <w:rPr>
             <w:rStyle w:val="Hyperlink"/>

--- a/docs/developpement/phases/word/PHASE_17_VUE_TELEPHONE_EN_DIRECT.docx
+++ b/docs/developpement/phases/word/PHASE_17_VUE_TELEPHONE_EN_DIRECT.docx
@@ -20,7 +20,7 @@
       <w:r>
         <w:t xml:space="preserve">FlaiX Expert · dossier de développement · généré le 2026-10-25 depuis le dépôt </w:t>
       </w:r>
-      <w:hyperlink w:history="1" r:id="rIdyj7ycg9n4ao_ezx862l4u">
+      <w:hyperlink w:history="1" r:id="rIdtsmadmgzs3nd8lko1_rkt">
         <w:r>
           <w:rPr>
             <w:rStyle w:val="Hyperlink"/>
@@ -590,7 +590,7 @@
           <w:numId w:val="2"/>
         </w:numPr>
       </w:pPr>
-      <w:hyperlink w:history="1" r:id="rIdplnb0wzwisakesysrqgls">
+      <w:hyperlink w:history="1" r:id="rIdhxypkqz0rcib-m1uts6pe">
         <w:r>
           <w:rPr>
             <w:rStyle w:val="Hyperlink"/>
@@ -638,7 +638,7 @@
       <w:r>
         <w:t xml:space="preserve"> — modifié — </w:t>
       </w:r>
-      <w:hyperlink w:history="1" r:id="rIdxeyd_3x_golzhnqwvartt">
+      <w:hyperlink w:history="1" r:id="rIdfxcilhq-vroin3xt7vqas">
         <w:r>
           <w:rPr>
             <w:rStyle w:val="Hyperlink"/>
@@ -667,7 +667,7 @@
       <w:r>
         <w:t xml:space="preserve"> — modifié — </w:t>
       </w:r>
-      <w:hyperlink w:history="1" r:id="rId518xz97knhnanspd6dm3z">
+      <w:hyperlink w:history="1" r:id="rId95xd89i5hkopvglxphazr">
         <w:r>
           <w:rPr>
             <w:rStyle w:val="Hyperlink"/>
@@ -696,7 +696,7 @@
       <w:r>
         <w:t xml:space="preserve"> — modifié — </w:t>
       </w:r>
-      <w:hyperlink w:history="1" r:id="rIdkpmbrocbjjevnjdlxelb4">
+      <w:hyperlink w:history="1" r:id="rIdyggh3l31y-uo1fgvurywp">
         <w:r>
           <w:rPr>
             <w:rStyle w:val="Hyperlink"/>
@@ -725,7 +725,7 @@
       <w:r>
         <w:t xml:space="preserve"> — créé — </w:t>
       </w:r>
-      <w:hyperlink w:history="1" r:id="rIdmzmkvhbrn0mipbptc2v8a">
+      <w:hyperlink w:history="1" r:id="rIdz6semgkiukk7yiehzj_gq">
         <w:r>
           <w:rPr>
             <w:rStyle w:val="Hyperlink"/>
@@ -754,7 +754,7 @@
       <w:r>
         <w:t xml:space="preserve"> — modifié — </w:t>
       </w:r>
-      <w:hyperlink w:history="1" r:id="rIdnvx4lphyvg3jf0xvglroo">
+      <w:hyperlink w:history="1" r:id="rIdl5nydan2oi7pmmesgvacl">
         <w:r>
           <w:rPr>
             <w:rStyle w:val="Hyperlink"/>
@@ -783,7 +783,7 @@
       <w:r>
         <w:t xml:space="preserve"> — modifié — </w:t>
       </w:r>
-      <w:hyperlink w:history="1" r:id="rId6ndopql2olylwwoybyneb">
+      <w:hyperlink w:history="1" r:id="rIdklpj961awydapop2qj4hb">
         <w:r>
           <w:rPr>
             <w:rStyle w:val="Hyperlink"/>
@@ -820,7 +820,7 @@
       <w:r>
         <w:t xml:space="preserve"> — modifié — </w:t>
       </w:r>
-      <w:hyperlink w:history="1" r:id="rIdmi_lj6dktcjhsctdhqunk">
+      <w:hyperlink w:history="1" r:id="rId8b3kkwv6mnqcz2poftfzn">
         <w:r>
           <w:rPr>
             <w:rStyle w:val="Hyperlink"/>
@@ -849,7 +849,7 @@
       <w:r>
         <w:t xml:space="preserve"> — modifié — </w:t>
       </w:r>
-      <w:hyperlink w:history="1" r:id="rIdi2c4vjwblnlfo1lll_uwk">
+      <w:hyperlink w:history="1" r:id="rIdrnctvvdaz9bcmx_cz5qoi">
         <w:r>
           <w:rPr>
             <w:rStyle w:val="Hyperlink"/>

--- a/docs/developpement/phases/word/PHASE_17_VUE_TELEPHONE_EN_DIRECT.docx
+++ b/docs/developpement/phases/word/PHASE_17_VUE_TELEPHONE_EN_DIRECT.docx
@@ -20,7 +20,7 @@
       <w:r>
         <w:t xml:space="preserve">FlaiX Expert · dossier de développement · généré le 2026-10-25 depuis le dépôt </w:t>
       </w:r>
-      <w:hyperlink w:history="1" r:id="rIdtsmadmgzs3nd8lko1_rkt">
+      <w:hyperlink w:history="1" r:id="rIdhunuilx5xxzkcu1secsu0">
         <w:r>
           <w:rPr>
             <w:rStyle w:val="Hyperlink"/>
@@ -590,7 +590,7 @@
           <w:numId w:val="2"/>
         </w:numPr>
       </w:pPr>
-      <w:hyperlink w:history="1" r:id="rIdhxypkqz0rcib-m1uts6pe">
+      <w:hyperlink w:history="1" r:id="rIdj5-5pa-waemzais4mmyyt">
         <w:r>
           <w:rPr>
             <w:rStyle w:val="Hyperlink"/>
@@ -638,7 +638,7 @@
       <w:r>
         <w:t xml:space="preserve"> — modifié — </w:t>
       </w:r>
-      <w:hyperlink w:history="1" r:id="rIdfxcilhq-vroin3xt7vqas">
+      <w:hyperlink w:history="1" r:id="rIdfodxjphi_gg7cgpsopmgs">
         <w:r>
           <w:rPr>
             <w:rStyle w:val="Hyperlink"/>
@@ -667,7 +667,7 @@
       <w:r>
         <w:t xml:space="preserve"> — modifié — </w:t>
       </w:r>
-      <w:hyperlink w:history="1" r:id="rId95xd89i5hkopvglxphazr">
+      <w:hyperlink w:history="1" r:id="rId7j5q2iw8lnmpx8rrfkdt-">
         <w:r>
           <w:rPr>
             <w:rStyle w:val="Hyperlink"/>
@@ -696,7 +696,7 @@
       <w:r>
         <w:t xml:space="preserve"> — modifié — </w:t>
       </w:r>
-      <w:hyperlink w:history="1" r:id="rIdyggh3l31y-uo1fgvurywp">
+      <w:hyperlink w:history="1" r:id="rId1ynqydhiksn_yzk23deis">
         <w:r>
           <w:rPr>
             <w:rStyle w:val="Hyperlink"/>
@@ -725,7 +725,7 @@
       <w:r>
         <w:t xml:space="preserve"> — créé — </w:t>
       </w:r>
-      <w:hyperlink w:history="1" r:id="rIdz6semgkiukk7yiehzj_gq">
+      <w:hyperlink w:history="1" r:id="rIdqkuk1llyx7etsyre-vumu">
         <w:r>
           <w:rPr>
             <w:rStyle w:val="Hyperlink"/>
@@ -754,7 +754,7 @@
       <w:r>
         <w:t xml:space="preserve"> — modifié — </w:t>
       </w:r>
-      <w:hyperlink w:history="1" r:id="rIdl5nydan2oi7pmmesgvacl">
+      <w:hyperlink w:history="1" r:id="rIdojlnjlhtwif8canjikjzk">
         <w:r>
           <w:rPr>
             <w:rStyle w:val="Hyperlink"/>
@@ -783,7 +783,7 @@
       <w:r>
         <w:t xml:space="preserve"> — modifié — </w:t>
       </w:r>
-      <w:hyperlink w:history="1" r:id="rIdklpj961awydapop2qj4hb">
+      <w:hyperlink w:history="1" r:id="rIdpjch_t0sz5jrrqubomlrb">
         <w:r>
           <w:rPr>
             <w:rStyle w:val="Hyperlink"/>
@@ -820,7 +820,7 @@
       <w:r>
         <w:t xml:space="preserve"> — modifié — </w:t>
       </w:r>
-      <w:hyperlink w:history="1" r:id="rId8b3kkwv6mnqcz2poftfzn">
+      <w:hyperlink w:history="1" r:id="rId4rmsplkjza8eb1xnalpdg">
         <w:r>
           <w:rPr>
             <w:rStyle w:val="Hyperlink"/>
@@ -849,7 +849,7 @@
       <w:r>
         <w:t xml:space="preserve"> — modifié — </w:t>
       </w:r>
-      <w:hyperlink w:history="1" r:id="rIdrnctvvdaz9bcmx_cz5qoi">
+      <w:hyperlink w:history="1" r:id="rIdsc_2qtsaaptvewv3rxoh7">
         <w:r>
           <w:rPr>
             <w:rStyle w:val="Hyperlink"/>
